--- a/data/outputs/v2/Essential_Mathematics/SS3.1_Statistics_1/Essential_Mathematics_Statistics_1_FinalExplanation.docx
+++ b/data/outputs/v2/Essential_Mathematics/SS3.1_Statistics_1/Essential_Mathematics_Statistics_1_FinalExplanation.docx
@@ -38,6 +38,177 @@
           <w:szCs w:val="22"/>
         </w:rPr>
         <w:t xml:space="preserve">Student Assessment Document</w:t>
+      </w:r>
+    </w:p>
+    <w:p>
+      <w:pPr>
+        <w:spacing w:after="80" w:before="120"/>
+      </w:pPr>
+      <w:r>
+        <w:rPr>
+          <w:rFonts w:ascii="Arial" w:cs="Arial" w:eastAsia="Arial" w:hAnsi="Arial"/>
+          <w:b/>
+          <w:bCs/>
+          <w:color w:val="1F3864"/>
+          <w:sz w:val="20"/>
+          <w:szCs w:val="20"/>
+        </w:rPr>
+        <w:t xml:space="preserve">ATTRIBUTION AND LICENSING</w:t>
+      </w:r>
+    </w:p>
+    <w:p>
+      <w:pPr>
+        <w:spacing w:after="60" w:before="0"/>
+      </w:pPr>
+      <w:r>
+        <w:rPr>
+          <w:rFonts w:ascii="Arial" w:cs="Arial" w:eastAsia="Arial" w:hAnsi="Arial"/>
+          <w:b/>
+          <w:bCs/>
+          <w:sz w:val="17"/>
+          <w:szCs w:val="17"/>
+        </w:rPr>
+        <w:t xml:space="preserve">Curriculum Alignment: </w:t>
+      </w:r>
+      <w:r>
+        <w:rPr>
+          <w:rFonts w:ascii="Arial" w:cs="Arial" w:eastAsia="Arial" w:hAnsi="Arial"/>
+          <w:sz w:val="17"/>
+          <w:szCs w:val="17"/>
+        </w:rPr>
+        <w:t xml:space="preserve">Structured in pedagogical alignment with the competence-based curriculum format and learning outcomes established by the Kenya Institute of Curriculum Development (KICD). This material is independently developed and is not officially endorsed or published by KICD.</w:t>
+      </w:r>
+    </w:p>
+    <w:p>
+      <w:pPr>
+        <w:spacing w:after="60" w:before="0"/>
+      </w:pPr>
+      <w:r>
+        <w:rPr>
+          <w:rFonts w:ascii="Arial" w:cs="Arial" w:eastAsia="Arial" w:hAnsi="Arial"/>
+          <w:b/>
+          <w:bCs/>
+          <w:sz w:val="17"/>
+          <w:szCs w:val="17"/>
+        </w:rPr>
+        <w:t xml:space="preserve">Content &amp; Pedagogy: </w:t>
+      </w:r>
+      <w:r>
+        <w:rPr>
+          <w:rFonts w:ascii="Arial" w:cs="Arial" w:eastAsia="Arial" w:hAnsi="Arial"/>
+          <w:sz w:val="17"/>
+          <w:szCs w:val="17"/>
+        </w:rPr>
+        <w:t xml:space="preserve">Developed and adapted by the educator team at SeaVuria (registered 501(c)(3) in the United States and registered NGO in Kenya, No. 872-850A-BF11), who designed the pedagogical framework, lesson templates and exemplar lessons on which this material is based.</w:t>
+      </w:r>
+    </w:p>
+    <w:p>
+      <w:pPr>
+        <w:spacing w:after="60" w:before="0"/>
+      </w:pPr>
+      <w:r>
+        <w:rPr>
+          <w:rFonts w:ascii="Arial" w:cs="Arial" w:eastAsia="Arial" w:hAnsi="Arial"/>
+          <w:b/>
+          <w:bCs/>
+          <w:sz w:val="17"/>
+          <w:szCs w:val="17"/>
+        </w:rPr>
+        <w:t xml:space="preserve">Production &amp; Layout: </w:t>
+      </w:r>
+      <w:r>
+        <w:rPr>
+          <w:rFonts w:ascii="Arial" w:cs="Arial" w:eastAsia="Arial" w:hAnsi="Arial"/>
+          <w:sz w:val="17"/>
+          <w:szCs w:val="17"/>
+        </w:rPr>
+        <w:t xml:space="preserve">Educational design and curriculum sequencing by SeaVuria. Technical layout, structural formatting, and digital optimization/implementation executed in partnership with ARES Education (registered 501(c)(3) in the United States and Canada (as Afretech Aid) and registered NGO in Kenya), with lesson drafting and compilation assisted by AI (Claude, Anthropic).</w:t>
+      </w:r>
+    </w:p>
+    <w:p>
+      <w:pPr>
+        <w:pBdr>
+          <w:bottom w:val="single" w:color="1F3864" w:sz="6" w:space="6"/>
+        </w:pBdr>
+        <w:spacing w:after="60" w:before="0"/>
+      </w:pPr>
+      <w:r>
+        <w:rPr>
+          <w:rFonts w:ascii="Arial" w:cs="Arial" w:eastAsia="Arial" w:hAnsi="Arial"/>
+          <w:b/>
+          <w:bCs/>
+          <w:sz w:val="17"/>
+          <w:szCs w:val="17"/>
+        </w:rPr>
+        <w:t xml:space="preserve">Licensing &amp; Copyright: </w:t>
+      </w:r>
+      <w:r>
+        <w:rPr>
+          <w:rFonts w:ascii="Arial" w:cs="Arial" w:eastAsia="Arial" w:hAnsi="Arial"/>
+          <w:sz w:val="17"/>
+          <w:szCs w:val="17"/>
+        </w:rPr>
+        <w:t xml:space="preserve">© 2026 SeaVuria and ARES. This work is licensed under a </w:t>
+      </w:r>
+      <w:hyperlink w:history="1" r:id="rIdk470hkx81f3uomk_t2dfe">
+        <w:r>
+          <w:rPr>
+            <w:rFonts w:ascii="Arial" w:cs="Arial" w:eastAsia="Arial" w:hAnsi="Arial"/>
+            <w:color w:val="1F6B75"/>
+            <w:sz w:val="17"/>
+            <w:szCs w:val="17"/>
+            <w:u w:val="single" w:color="1F6B75"/>
+          </w:rPr>
+          <w:t xml:space="preserve">Creative Commons Attribution-NonCommercial 4.0 International License</w:t>
+        </w:r>
+      </w:hyperlink>
+      <w:r>
+        <w:rPr>
+          <w:rFonts w:ascii="Arial" w:cs="Arial" w:eastAsia="Arial" w:hAnsi="Arial"/>
+          <w:sz w:val="17"/>
+          <w:szCs w:val="17"/>
+        </w:rPr>
+        <w:t xml:space="preserve"> (</w:t>
+      </w:r>
+      <w:hyperlink w:history="1" r:id="rIdyyclzua4pt09bbqkw_1u4">
+        <w:r>
+          <w:rPr>
+            <w:rFonts w:ascii="Arial" w:cs="Arial" w:eastAsia="Arial" w:hAnsi="Arial"/>
+            <w:color w:val="1F6B75"/>
+            <w:sz w:val="17"/>
+            <w:szCs w:val="17"/>
+            <w:u w:val="single" w:color="1F6B75"/>
+          </w:rPr>
+          <w:t xml:space="preserve">CC BY-NC 4.0</w:t>
+        </w:r>
+      </w:hyperlink>
+      <w:r>
+        <w:rPr>
+          <w:rFonts w:ascii="Arial" w:cs="Arial" w:eastAsia="Arial" w:hAnsi="Arial"/>
+          <w:sz w:val="17"/>
+          <w:szCs w:val="17"/>
+        </w:rPr>
+        <w:t xml:space="preserve">). To view a copy of this license, visit </w:t>
+      </w:r>
+      <w:hyperlink w:history="1" r:id="rIdjockljyui_8ktcmrrs8mn">
+        <w:r>
+          <w:rPr>
+            <w:rFonts w:ascii="Arial" w:cs="Arial" w:eastAsia="Arial" w:hAnsi="Arial"/>
+            <w:color w:val="1F6B75"/>
+            <w:sz w:val="17"/>
+            <w:szCs w:val="17"/>
+            <w:u w:val="single" w:color="1F6B75"/>
+          </w:rPr>
+          <w:t xml:space="preserve">https://creativecommons.org/licenses/by-nc/4.0/</w:t>
+        </w:r>
+      </w:hyperlink>
+      <w:r>
+        <w:rPr>
+          <w:rFonts w:ascii="Arial" w:cs="Arial" w:eastAsia="Arial" w:hAnsi="Arial"/>
+          <w:sz w:val="17"/>
+          <w:szCs w:val="17"/>
+        </w:rPr>
+        <w:t xml:space="preserve">. You are free to copy, redistribute, and adapt this material in any medium or format, provided appropriate credit is given and the material is not used for commercial purposes. KICD learning outcomes and curriculum designations reproduced here for alignment purposes remain the property of KICD and are not covered by this license. Linked external resources (e.g. CK-12, Khan Academy, PhET) are subject to their own licenses.</w:t>
       </w:r>
     </w:p>
     <w:p>

--- a/data/outputs/v2/Essential_Mathematics/SS3.1_Statistics_1/Essential_Mathematics_Statistics_1_FinalExplanation.docx
+++ b/data/outputs/v2/Essential_Mathematics/SS3.1_Statistics_1/Essential_Mathematics_Statistics_1_FinalExplanation.docx
@@ -95,7 +95,7 @@
                 <w:sz w:val="22"/>
                 <w:szCs w:val="22"/>
               </w:rPr>
-              <w:t xml:space="preserve">FINAL EXPLANATION: ESSENTIAL MATHEMATICS – GRADE 10 | SUB-STRAND 3.1: STATISTICS 1</w:t>
+              <w:t xml:space="preserve">FINAL EXPLANATION: ESSENTIAL MATHEMATICS GRADE 10 – STATISTICS 1: FINAL EXPLANATION</w:t>
             </w:r>
           </w:p>
         </w:tc>
@@ -422,7 +422,7 @@
                 <w:sz w:val="18"/>
                 <w:szCs w:val="18"/>
               </w:rPr>
-              <w:t xml:space="preserve">This is your Final Explanation document. Use it as a model to help you write a complete, high-quality answer to the driving question. Read each section carefully, study the exemplar responses, and then craft your own answer using evidence from your investigations, data collection, and class activities. Write in full sentences. Use correct mathematical vocabulary. Always connect your answer back to Mama Wanjiku's canteen problem — and to the bigger picture of how statistics helps Kenyan decision-makers solve real problems.</w:t>
+              <w:t xml:space="preserve">Driving Question: How can we turn raw data from our school and community into statistics and graphs that help Mama Wanjiku, and other Kenyan decision-makers, solve real problems? In this task you will write a short statistical explanation about the Canteen Queue Puzzle at Mwangaza Secondary School. Answer every prompt in the space under it. Use full sentences, show every step of any calculation, and use the correct statistical words (raw data, tally, frequency, frequency distribution table, mean, mode, median, bar graph, pie chart, line graph). Always link your answer back to Mama Wanjiku's canteen. Remember: Mama Wanjiku sometimes runs out of ugali with sukuma wiki and sometimes has a lot of githeri left over. Across the class's canteen records for the 120 learners, the mean number of ugali portions sold per day was 58, the mode was 60, the median was 57, and ugali made up 47% of all orders.</w:t>
             </w:r>
           </w:p>
         </w:tc>
@@ -450,14 +450,12 @@
         <w:tblLayout w:type="fixed"/>
       </w:tblPr>
       <w:tblGrid>
-        <w:gridCol w:w="3000"/>
-        <w:gridCol w:w="10680"/>
+        <w:gridCol w:w="13680"/>
       </w:tblGrid>
       <w:tr>
         <w:tc>
           <w:tcPr>
             <w:tcW w:type="dxa" w:w="13680"/>
-            <w:gridSpan w:val="2"/>
             <w:shd w:fill="1F3864" w:color="auto" w:val="clear"/>
             <w:tcMar>
               <w:top w:type="dxa" w:w="60"/>
@@ -483,15 +481,15 @@
                 <w:sz w:val="22"/>
                 <w:szCs w:val="22"/>
               </w:rPr>
-              <w:t xml:space="preserve">Section 1: Why Raw Data Alone Cannot Solve Problems</w:t>
-            </w:r>
-          </w:p>
-        </w:tc>
-      </w:tr>
-      <w:tr>
-        <w:tc>
-          <w:tcPr>
-            <w:tcW w:type="dxa" w:w="3000"/>
+              <w:t xml:space="preserve">Part 1: Why did memory fail?</w:t>
+            </w:r>
+          </w:p>
+        </w:tc>
+      </w:tr>
+      <w:tr>
+        <w:tc>
+          <w:tcPr>
+            <w:tcW w:type="dxa" w:w="13680"/>
             <w:shd w:fill="D9EEF1" w:color="auto" w:val="clear"/>
             <w:tcMar>
               <w:top w:type="dxa" w:w="60"/>
@@ -517,13 +515,18 @@
                 <w:sz w:val="18"/>
                 <w:szCs w:val="18"/>
               </w:rPr>
-              <w:t xml:space="preserve">Explain why Mama Wanjiku's memory-based guesses failed. What is raw data, and why is it not yet useful on its own? What must happen to raw data before it can help anyone make a decision?</w:t>
-            </w:r>
-          </w:p>
-        </w:tc>
-        <w:tc>
-          <w:tcPr>
-            <w:tcW w:type="dxa" w:w="10680"/>
+              <w:t xml:space="preserve">Mama Wanjiku has no written records. She guesses how much to cook from memory. (a) Explain why raw, unorganised data of about 120 meal orders is hard to use, and why her memory-based guesses went wrong. (b) Describe how a tally sheet and a frequency distribution table fix this problem. In your answer, say what a frequency is and what check tells you that your table is accurate.</w:t>
+            </w:r>
+          </w:p>
+        </w:tc>
+      </w:tr>
+      <w:tr>
+        <w:trPr>
+          <w:trHeight w:val="4200" w:hRule="atLeast"/>
+        </w:trPr>
+        <w:tc>
+          <w:tcPr>
+            <w:tcW w:type="dxa" w:w="13680"/>
             <w:shd w:fill="FFFFFF" w:color="auto" w:val="clear"/>
             <w:tcMar>
               <w:top w:type="dxa" w:w="60"/>
@@ -543,51 +546,13 @@
                 <w:rFonts w:ascii="Arial" w:cs="Arial" w:eastAsia="Arial" w:hAnsi="Arial"/>
                 <w:b w:val="false"/>
                 <w:bCs w:val="false"/>
-                <w:i w:val="false"/>
-                <w:iCs w:val="false"/>
-                <w:color w:val="000000"/>
-                <w:sz w:val="18"/>
-                <w:szCs w:val="18"/>
-              </w:rPr>
-              <w:t xml:space="preserve">Mama Wanjiku served over 120 learners every lunch break, but she relied on her memory to decide how much food to prepare each day. Human memory is not designed to track, count, and compare large amounts of information accurately — it tends to remember the most recent or most dramatic events rather than true patterns. As a result, she often ran out of ugali and sukuma wiki (the most popular meal) and was left with too much githeri (the least popular meal), wasting money and leaving learners hungry.</w:t>
-            </w:r>
-          </w:p>
-          <w:p>
-            <w:pPr>
-              <w:spacing w:after="40" w:before="0"/>
-              <w:jc w:val="left"/>
-            </w:pPr>
-            <w:r>
-              <w:rPr>
-                <w:rFonts w:ascii="Arial" w:cs="Arial" w:eastAsia="Arial" w:hAnsi="Arial"/>
-                <w:b w:val="false"/>
-                <w:bCs w:val="false"/>
-                <w:i w:val="false"/>
-                <w:iCs w:val="false"/>
-                <w:color w:val="000000"/>
-                <w:sz w:val="18"/>
-                <w:szCs w:val="18"/>
-              </w:rPr>
-              <w:t xml:space="preserve"/>
-            </w:r>
-          </w:p>
-          <w:p>
-            <w:pPr>
-              <w:spacing w:after="40" w:before="0"/>
-              <w:jc w:val="left"/>
-            </w:pPr>
-            <w:r>
-              <w:rPr>
-                <w:rFonts w:ascii="Arial" w:cs="Arial" w:eastAsia="Arial" w:hAnsi="Arial"/>
-                <w:b w:val="false"/>
-                <w:bCs w:val="false"/>
-                <w:i w:val="false"/>
-                <w:iCs w:val="false"/>
-                <w:color w:val="000000"/>
-                <w:sz w:val="18"/>
-                <w:szCs w:val="18"/>
-              </w:rPr>
-              <w:t xml:space="preserve">Raw data is a collection of unorganised facts or numbers — for example, a long list of 120 meal choices written down in the order learners gave them. On its own, this list looks like 'meaningless noise.' You cannot see patterns, totals, or comparisons just by staring at an unorganised list. Before raw data becomes useful, it must be organised, summarised, and displayed. The Grade 10 learners did exactly this: they transformed Mama Wanjiku's chaotic lunch orders into a frequency distribution table and graphs, which immediately revealed clear patterns she had never seen before.</w:t>
+                <w:i/>
+                <w:iCs/>
+                <w:color w:val="808080"/>
+                <w:sz w:val="18"/>
+                <w:szCs w:val="18"/>
+              </w:rPr>
+              <w:t xml:space="preserve">Write your answer here:</w:t>
             </w:r>
           </w:p>
         </w:tc>
@@ -615,14 +580,12 @@
         <w:tblLayout w:type="fixed"/>
       </w:tblPr>
       <w:tblGrid>
-        <w:gridCol w:w="3000"/>
-        <w:gridCol w:w="10680"/>
+        <w:gridCol w:w="13680"/>
       </w:tblGrid>
       <w:tr>
         <w:tc>
           <w:tcPr>
             <w:tcW w:type="dxa" w:w="13680"/>
-            <w:gridSpan w:val="2"/>
             <w:shd w:fill="1F3864" w:color="auto" w:val="clear"/>
             <w:tcMar>
               <w:top w:type="dxa" w:w="60"/>
@@ -648,15 +611,15 @@
                 <w:sz w:val="22"/>
                 <w:szCs w:val="22"/>
               </w:rPr>
-              <w:t xml:space="preserve">Section 2: Organising Data — Frequency Distribution Tables and Tally Charts</w:t>
-            </w:r>
-          </w:p>
-        </w:tc>
-      </w:tr>
-      <w:tr>
-        <w:tc>
-          <w:tcPr>
-            <w:tcW w:type="dxa" w:w="3000"/>
+              <w:t xml:space="preserve">Part 2: Calculating and comparing mean, mode and median</w:t>
+            </w:r>
+          </w:p>
+        </w:tc>
+      </w:tr>
+      <w:tr>
+        <w:tc>
+          <w:tcPr>
+            <w:tcW w:type="dxa" w:w="13680"/>
             <w:shd w:fill="D9EEF1" w:color="auto" w:val="clear"/>
             <w:tcMar>
               <w:top w:type="dxa" w:w="60"/>
@@ -682,13 +645,18 @@
                 <w:sz w:val="18"/>
                 <w:szCs w:val="18"/>
               </w:rPr>
-              <w:t xml:space="preserve">Describe how you organise raw data into a frequency distribution table. What are tallies and frequencies? How does a completed table help you see patterns in the data? Use the canteen data as your example.</w:t>
-            </w:r>
-          </w:p>
-        </w:tc>
-        <w:tc>
-          <w:tcPr>
-            <w:tcW w:type="dxa" w:w="10680"/>
+              <w:t xml:space="preserve">Githeri is the least popular meal. The number of githeri portions sold on five school days was: 8, 10, 7, 10, 10. (a) Calculate the mean, find the mode and find the median. Show your working, including how you ordered the data. (b) The mode and the mean are not the same. Explain why. (c) Which one of the three measures would you advise Mama Wanjiku to use when deciding how much githeri to cook on a normal day? Give a reason.</w:t>
+            </w:r>
+          </w:p>
+        </w:tc>
+      </w:tr>
+      <w:tr>
+        <w:trPr>
+          <w:trHeight w:val="4200" w:hRule="atLeast"/>
+        </w:trPr>
+        <w:tc>
+          <w:tcPr>
+            <w:tcW w:type="dxa" w:w="13680"/>
             <w:shd w:fill="FFFFFF" w:color="auto" w:val="clear"/>
             <w:tcMar>
               <w:top w:type="dxa" w:w="60"/>
@@ -708,189 +676,13 @@
                 <w:rFonts w:ascii="Arial" w:cs="Arial" w:eastAsia="Arial" w:hAnsi="Arial"/>
                 <w:b w:val="false"/>
                 <w:bCs w:val="false"/>
-                <w:i w:val="false"/>
-                <w:iCs w:val="false"/>
-                <w:color w:val="000000"/>
-                <w:sz w:val="18"/>
-                <w:szCs w:val="18"/>
-              </w:rPr>
-              <w:t xml:space="preserve">A frequency distribution table organises raw data into categories and shows how often each category occurs. To build one, you first list all the possible categories (in Mama Wanjiku's case: ugali with sukuma wiki, chapati, githeri, rice and beans, and mandazi). Then, for every data entry in your raw list, you place a tally mark (/) next to the correct category. Every fifth tally crosses through the previous four (////), making it easy to count groups of five. Finally, you count the tally marks for each category and record the total as the frequency.</w:t>
-            </w:r>
-          </w:p>
-          <w:p>
-            <w:pPr>
-              <w:spacing w:after="40" w:before="0"/>
-              <w:jc w:val="left"/>
-            </w:pPr>
-            <w:r>
-              <w:rPr>
-                <w:rFonts w:ascii="Arial" w:cs="Arial" w:eastAsia="Arial" w:hAnsi="Arial"/>
-                <w:b w:val="false"/>
-                <w:bCs w:val="false"/>
-                <w:i w:val="false"/>
-                <w:iCs w:val="false"/>
-                <w:color w:val="000000"/>
-                <w:sz w:val="18"/>
-                <w:szCs w:val="18"/>
-              </w:rPr>
-              <w:t xml:space="preserve"/>
-            </w:r>
-          </w:p>
-          <w:p>
-            <w:pPr>
-              <w:spacing w:after="40" w:before="0"/>
-              <w:jc w:val="left"/>
-            </w:pPr>
-            <w:r>
-              <w:rPr>
-                <w:rFonts w:ascii="Arial" w:cs="Arial" w:eastAsia="Arial" w:hAnsi="Arial"/>
-                <w:b w:val="false"/>
-                <w:bCs w:val="false"/>
-                <w:i w:val="false"/>
-                <w:iCs w:val="false"/>
-                <w:color w:val="000000"/>
-                <w:sz w:val="18"/>
-                <w:szCs w:val="18"/>
-              </w:rPr>
-              <w:t xml:space="preserve">For the canteen data from 120 learners over one week, the completed table showed:</w:t>
-            </w:r>
-          </w:p>
-          <w:p>
-            <w:pPr>
-              <w:spacing w:after="30" w:before="0"/>
-              <w:ind w:left="360" w:hanging="180"/>
-              <w:jc w:val="left"/>
-            </w:pPr>
-            <w:r>
-              <w:rPr>
-                <w:rFonts w:ascii="Arial" w:cs="Arial" w:eastAsia="Arial" w:hAnsi="Arial"/>
-                <w:b w:val="false"/>
-                <w:bCs w:val="false"/>
-                <w:i w:val="false"/>
-                <w:iCs w:val="false"/>
-                <w:color w:val="000000"/>
-                <w:sz w:val="18"/>
-                <w:szCs w:val="18"/>
-              </w:rPr>
-              <w:t xml:space="preserve">–  Ugali with sukuma wiki — frequency: ~56 per day (the highest)</w:t>
-            </w:r>
-          </w:p>
-          <w:p>
-            <w:pPr>
-              <w:spacing w:after="30" w:before="0"/>
-              <w:ind w:left="360" w:hanging="180"/>
-              <w:jc w:val="left"/>
-            </w:pPr>
-            <w:r>
-              <w:rPr>
-                <w:rFonts w:ascii="Arial" w:cs="Arial" w:eastAsia="Arial" w:hAnsi="Arial"/>
-                <w:b w:val="false"/>
-                <w:bCs w:val="false"/>
-                <w:i w:val="false"/>
-                <w:iCs w:val="false"/>
-                <w:color w:val="000000"/>
-                <w:sz w:val="18"/>
-                <w:szCs w:val="18"/>
-              </w:rPr>
-              <w:t xml:space="preserve">–  Chapati — frequency: moderate</w:t>
-            </w:r>
-          </w:p>
-          <w:p>
-            <w:pPr>
-              <w:spacing w:after="30" w:before="0"/>
-              <w:ind w:left="360" w:hanging="180"/>
-              <w:jc w:val="left"/>
-            </w:pPr>
-            <w:r>
-              <w:rPr>
-                <w:rFonts w:ascii="Arial" w:cs="Arial" w:eastAsia="Arial" w:hAnsi="Arial"/>
-                <w:b w:val="false"/>
-                <w:bCs w:val="false"/>
-                <w:i w:val="false"/>
-                <w:iCs w:val="false"/>
-                <w:color w:val="000000"/>
-                <w:sz w:val="18"/>
-                <w:szCs w:val="18"/>
-              </w:rPr>
-              <w:t xml:space="preserve">–  Githeri — frequency: the lowest</w:t>
-            </w:r>
-          </w:p>
-          <w:p>
-            <w:pPr>
-              <w:spacing w:after="30" w:before="0"/>
-              <w:ind w:left="360" w:hanging="180"/>
-              <w:jc w:val="left"/>
-            </w:pPr>
-            <w:r>
-              <w:rPr>
-                <w:rFonts w:ascii="Arial" w:cs="Arial" w:eastAsia="Arial" w:hAnsi="Arial"/>
-                <w:b w:val="false"/>
-                <w:bCs w:val="false"/>
-                <w:i w:val="false"/>
-                <w:iCs w:val="false"/>
-                <w:color w:val="000000"/>
-                <w:sz w:val="18"/>
-                <w:szCs w:val="18"/>
-              </w:rPr>
-              <w:t xml:space="preserve">–  Rice and beans — frequency: moderate</w:t>
-            </w:r>
-          </w:p>
-          <w:p>
-            <w:pPr>
-              <w:spacing w:after="30" w:before="0"/>
-              <w:ind w:left="360" w:hanging="180"/>
-              <w:jc w:val="left"/>
-            </w:pPr>
-            <w:r>
-              <w:rPr>
-                <w:rFonts w:ascii="Arial" w:cs="Arial" w:eastAsia="Arial" w:hAnsi="Arial"/>
-                <w:b w:val="false"/>
-                <w:bCs w:val="false"/>
-                <w:i w:val="false"/>
-                <w:iCs w:val="false"/>
-                <w:color w:val="000000"/>
-                <w:sz w:val="18"/>
-                <w:szCs w:val="18"/>
-              </w:rPr>
-              <w:t xml:space="preserve">–  Mandazi — frequency: low</w:t>
-            </w:r>
-          </w:p>
-          <w:p>
-            <w:pPr>
-              <w:spacing w:after="40" w:before="0"/>
-              <w:jc w:val="left"/>
-            </w:pPr>
-            <w:r>
-              <w:rPr>
-                <w:rFonts w:ascii="Arial" w:cs="Arial" w:eastAsia="Arial" w:hAnsi="Arial"/>
-                <w:b w:val="false"/>
-                <w:bCs w:val="false"/>
-                <w:i w:val="false"/>
-                <w:iCs w:val="false"/>
-                <w:color w:val="000000"/>
-                <w:sz w:val="18"/>
-                <w:szCs w:val="18"/>
-              </w:rPr>
-              <w:t xml:space="preserve"/>
-            </w:r>
-          </w:p>
-          <w:p>
-            <w:pPr>
-              <w:spacing w:after="40" w:before="0"/>
-              <w:jc w:val="left"/>
-            </w:pPr>
-            <w:r>
-              <w:rPr>
-                <w:rFonts w:ascii="Arial" w:cs="Arial" w:eastAsia="Arial" w:hAnsi="Arial"/>
-                <w:b w:val="false"/>
-                <w:bCs w:val="false"/>
-                <w:i w:val="false"/>
-                <w:iCs w:val="false"/>
-                <w:color w:val="000000"/>
-                <w:sz w:val="18"/>
-                <w:szCs w:val="18"/>
-              </w:rPr>
-              <w:t xml:space="preserve">Once the table is complete, the pattern jumps out immediately: ugali with sukuma wiki has by far the highest frequency. This single table gave Mama Wanjiku more reliable information than years of guessing from memory. A frequency distribution table turns a chaotic list into an organised summary that is easy to read and compare.</w:t>
+                <w:i/>
+                <w:iCs/>
+                <w:color w:val="808080"/>
+                <w:sz w:val="18"/>
+                <w:szCs w:val="18"/>
+              </w:rPr>
+              <w:t xml:space="preserve">Write your answer here:</w:t>
             </w:r>
           </w:p>
         </w:tc>
@@ -918,14 +710,12 @@
         <w:tblLayout w:type="fixed"/>
       </w:tblPr>
       <w:tblGrid>
-        <w:gridCol w:w="3000"/>
-        <w:gridCol w:w="10680"/>
+        <w:gridCol w:w="13680"/>
       </w:tblGrid>
       <w:tr>
         <w:tc>
           <w:tcPr>
             <w:tcW w:type="dxa" w:w="13680"/>
-            <w:gridSpan w:val="2"/>
             <w:shd w:fill="1F3864" w:color="auto" w:val="clear"/>
             <w:tcMar>
               <w:top w:type="dxa" w:w="60"/>
@@ -951,15 +741,15 @@
                 <w:sz w:val="22"/>
                 <w:szCs w:val="22"/>
               </w:rPr>
-              <w:t xml:space="preserve">Section 3: Visualising Data — Bar Charts and Pie Charts</w:t>
-            </w:r>
-          </w:p>
-        </w:tc>
-      </w:tr>
-      <w:tr>
-        <w:tc>
-          <w:tcPr>
-            <w:tcW w:type="dxa" w:w="3000"/>
+              <w:t xml:space="preserve">Part 3: Why the median is useful</w:t>
+            </w:r>
+          </w:p>
+        </w:tc>
+      </w:tr>
+      <w:tr>
+        <w:tc>
+          <w:tcPr>
+            <w:tcW w:type="dxa" w:w="13680"/>
             <w:shd w:fill="D9EEF1" w:color="auto" w:val="clear"/>
             <w:tcMar>
               <w:top w:type="dxa" w:w="60"/>
@@ -985,13 +775,18 @@
                 <w:sz w:val="18"/>
                 <w:szCs w:val="18"/>
               </w:rPr>
-              <w:t xml:space="preserve">Explain how to draw a bar chart and a pie chart from a frequency table. What does each type of graph show? How did the graphs help Mama Wanjiku understand her canteen data more easily than the table alone?</w:t>
-            </w:r>
-          </w:p>
-        </w:tc>
-        <w:tc>
-          <w:tcPr>
-            <w:tcW w:type="dxa" w:w="10680"/>
+              <w:t xml:space="preserve">In one week the canteen sold these numbers of ugali portions from Monday to Friday: 54, 60, 57, 60, 59. On a sports day, the canteen then sold an unusually high 92 portions of ugali, far more than on normal days. (a) Calculate the mean and the median of the five values, then calculate them again when the 92 is added as a sixth value. Compare how much each one changed. (b) Explain how this helps you understand why Mama Wanjiku's memory-based guesses were unreliable. (c) Using the class summary values (mean 58, mode 60, median 57), say what each one tells Mama Wanjiku.</w:t>
+            </w:r>
+          </w:p>
+        </w:tc>
+      </w:tr>
+      <w:tr>
+        <w:trPr>
+          <w:trHeight w:val="4200" w:hRule="atLeast"/>
+        </w:trPr>
+        <w:tc>
+          <w:tcPr>
+            <w:tcW w:type="dxa" w:w="13680"/>
             <w:shd w:fill="FFFFFF" w:color="auto" w:val="clear"/>
             <w:tcMar>
               <w:top w:type="dxa" w:w="60"/>
@@ -1011,127 +806,13 @@
                 <w:rFonts w:ascii="Arial" w:cs="Arial" w:eastAsia="Arial" w:hAnsi="Arial"/>
                 <w:b w:val="false"/>
                 <w:bCs w:val="false"/>
-                <w:i w:val="false"/>
-                <w:iCs w:val="false"/>
-                <w:color w:val="000000"/>
-                <w:sz w:val="18"/>
-                <w:szCs w:val="18"/>
-              </w:rPr>
-              <w:t xml:space="preserve">Graphs translate numbers into pictures, making patterns even easier to see.</w:t>
-            </w:r>
-          </w:p>
-          <w:p>
-            <w:pPr>
-              <w:spacing w:after="40" w:before="0"/>
-              <w:jc w:val="left"/>
-            </w:pPr>
-            <w:r>
-              <w:rPr>
-                <w:rFonts w:ascii="Arial" w:cs="Arial" w:eastAsia="Arial" w:hAnsi="Arial"/>
-                <w:b w:val="false"/>
-                <w:bCs w:val="false"/>
-                <w:i w:val="false"/>
-                <w:iCs w:val="false"/>
-                <w:color w:val="000000"/>
-                <w:sz w:val="18"/>
-                <w:szCs w:val="18"/>
-              </w:rPr>
-              <w:t xml:space="preserve"/>
-            </w:r>
-          </w:p>
-          <w:p>
-            <w:pPr>
-              <w:spacing w:after="40" w:before="0"/>
-              <w:jc w:val="left"/>
-            </w:pPr>
-            <w:r>
-              <w:rPr>
-                <w:rFonts w:ascii="Arial" w:cs="Arial" w:eastAsia="Arial" w:hAnsi="Arial"/>
-                <w:b w:val="false"/>
-                <w:bCs w:val="false"/>
-                <w:i w:val="false"/>
-                <w:iCs w:val="false"/>
-                <w:color w:val="000000"/>
-                <w:sz w:val="18"/>
-                <w:szCs w:val="18"/>
-              </w:rPr>
-              <w:t xml:space="preserve">A BAR CHART uses rectangular bars of equal width, where the height of each bar represents the frequency of that category. To draw one correctly: (1) draw and label the horizontal axis with your categories (the five meals), (2) draw and label the vertical axis with a suitable scale for frequency, (3) draw bars for each category — ensuring the bars do not touch each other for categorical data, and (4) give the graph a clear title. When the Grade 10 learners drew the bar chart for Mama Wanjiku's canteen data, the bar for ugali with sukuma wiki towered above all the others, instantly showing it was the most popular meal. Githeri had the shortest bar, confirming it was least popular.</w:t>
-            </w:r>
-          </w:p>
-          <w:p>
-            <w:pPr>
-              <w:spacing w:after="40" w:before="0"/>
-              <w:jc w:val="left"/>
-            </w:pPr>
-            <w:r>
-              <w:rPr>
-                <w:rFonts w:ascii="Arial" w:cs="Arial" w:eastAsia="Arial" w:hAnsi="Arial"/>
-                <w:b w:val="false"/>
-                <w:bCs w:val="false"/>
-                <w:i w:val="false"/>
-                <w:iCs w:val="false"/>
-                <w:color w:val="000000"/>
-                <w:sz w:val="18"/>
-                <w:szCs w:val="18"/>
-              </w:rPr>
-              <w:t xml:space="preserve"/>
-            </w:r>
-          </w:p>
-          <w:p>
-            <w:pPr>
-              <w:spacing w:after="40" w:before="0"/>
-              <w:jc w:val="left"/>
-            </w:pPr>
-            <w:r>
-              <w:rPr>
-                <w:rFonts w:ascii="Arial" w:cs="Arial" w:eastAsia="Arial" w:hAnsi="Arial"/>
-                <w:b w:val="false"/>
-                <w:bCs w:val="false"/>
-                <w:i w:val="false"/>
-                <w:iCs w:val="false"/>
-                <w:color w:val="000000"/>
-                <w:sz w:val="18"/>
-                <w:szCs w:val="18"/>
-              </w:rPr>
-              <w:t xml:space="preserve">A PIE CHART shows each category as a slice of a circle, where the size of each slice represents that category's share of the total. To calculate the angle for each slice, use: Angle = (Frequency ÷ Total) × 360°. For ugali with sukuma wiki: (56 ÷ 120) × 360° ≈ 168°, which is nearly half the pie — or about 47% of all orders. This confirmed what the bar chart showed, but in a different visual way: ugali dominates the menu by proportion.</w:t>
-            </w:r>
-          </w:p>
-          <w:p>
-            <w:pPr>
-              <w:spacing w:after="40" w:before="0"/>
-              <w:jc w:val="left"/>
-            </w:pPr>
-            <w:r>
-              <w:rPr>
-                <w:rFonts w:ascii="Arial" w:cs="Arial" w:eastAsia="Arial" w:hAnsi="Arial"/>
-                <w:b w:val="false"/>
-                <w:bCs w:val="false"/>
-                <w:i w:val="false"/>
-                <w:iCs w:val="false"/>
-                <w:color w:val="000000"/>
-                <w:sz w:val="18"/>
-                <w:szCs w:val="18"/>
-              </w:rPr>
-              <w:t xml:space="preserve"/>
-            </w:r>
-          </w:p>
-          <w:p>
-            <w:pPr>
-              <w:spacing w:after="40" w:before="0"/>
-              <w:jc w:val="left"/>
-            </w:pPr>
-            <w:r>
-              <w:rPr>
-                <w:rFonts w:ascii="Arial" w:cs="Arial" w:eastAsia="Arial" w:hAnsi="Arial"/>
-                <w:b w:val="false"/>
-                <w:bCs w:val="false"/>
-                <w:i w:val="false"/>
-                <w:iCs w:val="false"/>
-                <w:color w:val="000000"/>
-                <w:sz w:val="18"/>
-                <w:szCs w:val="18"/>
-              </w:rPr>
-              <w:t xml:space="preserve">Using both graphs together gave Mama Wanjiku a complete picture. The bar chart made comparison between meals easy; the pie chart showed the share of the whole. Together, they made the evidence undeniable.</w:t>
+                <w:i/>
+                <w:iCs/>
+                <w:color w:val="808080"/>
+                <w:sz w:val="18"/>
+                <w:szCs w:val="18"/>
+              </w:rPr>
+              <w:t xml:space="preserve">Write your answer here:</w:t>
             </w:r>
           </w:p>
         </w:tc>
@@ -1159,14 +840,12 @@
         <w:tblLayout w:type="fixed"/>
       </w:tblPr>
       <w:tblGrid>
-        <w:gridCol w:w="3000"/>
-        <w:gridCol w:w="10680"/>
+        <w:gridCol w:w="13680"/>
       </w:tblGrid>
       <w:tr>
         <w:tc>
           <w:tcPr>
             <w:tcW w:type="dxa" w:w="13680"/>
-            <w:gridSpan w:val="2"/>
             <w:shd w:fill="1F3864" w:color="auto" w:val="clear"/>
             <w:tcMar>
               <w:top w:type="dxa" w:w="60"/>
@@ -1192,15 +871,15 @@
                 <w:sz w:val="22"/>
                 <w:szCs w:val="22"/>
               </w:rPr>
-              <w:t xml:space="preserve">Section 4: Measures of Central Tendency — Mean, Median, and Mode</w:t>
-            </w:r>
-          </w:p>
-        </w:tc>
-      </w:tr>
-      <w:tr>
-        <w:tc>
-          <w:tcPr>
-            <w:tcW w:type="dxa" w:w="3000"/>
+              <w:t xml:space="preserve">Part 4: Choosing the right graph</w:t>
+            </w:r>
+          </w:p>
+        </w:tc>
+      </w:tr>
+      <w:tr>
+        <w:tc>
+          <w:tcPr>
+            <w:tcW w:type="dxa" w:w="13680"/>
             <w:shd w:fill="D9EEF1" w:color="auto" w:val="clear"/>
             <w:tcMar>
               <w:top w:type="dxa" w:w="60"/>
@@ -1226,13 +905,18 @@
                 <w:sz w:val="18"/>
                 <w:szCs w:val="18"/>
               </w:rPr>
-              <w:t xml:space="preserve">Define mean, median, and mode. Show how each is calculated using the canteen data. Explain what each measure tells Mama Wanjiku and why using all three together gives a more complete picture than using just one.</w:t>
-            </w:r>
-          </w:p>
-        </w:tc>
-        <w:tc>
-          <w:tcPr>
-            <w:tcW w:type="dxa" w:w="10680"/>
+              <w:t xml:space="preserve">Mama Wanjiku cannot read a table of numbers during the busy lunch rush. She needs a picture. (a) Name one question about her canteen that a bar graph answers best, one that a pie chart answers best, and one that a line graph answers best. (b) Ugali with sukuma wiki made up 47% of the 120 orders in the class data. Calculate the size of the sector angle for ugali in a pie chart, showing the formula. (c) Explain why the choice of graph depends on the question being asked.</w:t>
+            </w:r>
+          </w:p>
+        </w:tc>
+      </w:tr>
+      <w:tr>
+        <w:trPr>
+          <w:trHeight w:val="4200" w:hRule="atLeast"/>
+        </w:trPr>
+        <w:tc>
+          <w:tcPr>
+            <w:tcW w:type="dxa" w:w="13680"/>
             <w:shd w:fill="FFFFFF" w:color="auto" w:val="clear"/>
             <w:tcMar>
               <w:top w:type="dxa" w:w="60"/>
@@ -1252,165 +936,13 @@
                 <w:rFonts w:ascii="Arial" w:cs="Arial" w:eastAsia="Arial" w:hAnsi="Arial"/>
                 <w:b w:val="false"/>
                 <w:bCs w:val="false"/>
-                <w:i w:val="false"/>
-                <w:iCs w:val="false"/>
-                <w:color w:val="000000"/>
-                <w:sz w:val="18"/>
-                <w:szCs w:val="18"/>
-              </w:rPr>
-              <w:t xml:space="preserve">Measures of central tendency are single numbers that summarise a whole data set by describing its 'centre' or 'typical value.' There are three main measures:</w:t>
-            </w:r>
-          </w:p>
-          <w:p>
-            <w:pPr>
-              <w:spacing w:after="40" w:before="0"/>
-              <w:jc w:val="left"/>
-            </w:pPr>
-            <w:r>
-              <w:rPr>
-                <w:rFonts w:ascii="Arial" w:cs="Arial" w:eastAsia="Arial" w:hAnsi="Arial"/>
-                <w:b w:val="false"/>
-                <w:bCs w:val="false"/>
-                <w:i w:val="false"/>
-                <w:iCs w:val="false"/>
-                <w:color w:val="000000"/>
-                <w:sz w:val="18"/>
-                <w:szCs w:val="18"/>
-              </w:rPr>
-              <w:t xml:space="preserve"/>
-            </w:r>
-          </w:p>
-          <w:p>
-            <w:pPr>
-              <w:spacing w:after="40" w:before="0"/>
-              <w:jc w:val="left"/>
-            </w:pPr>
-            <w:r>
-              <w:rPr>
-                <w:rFonts w:ascii="Arial" w:cs="Arial" w:eastAsia="Arial" w:hAnsi="Arial"/>
-                <w:b w:val="false"/>
-                <w:bCs w:val="false"/>
-                <w:i w:val="false"/>
-                <w:iCs w:val="false"/>
-                <w:color w:val="000000"/>
-                <w:sz w:val="18"/>
-                <w:szCs w:val="18"/>
-              </w:rPr>
-              <w:t xml:space="preserve">MEAN (Average): Add up all the values and divide by the number of values. For the canteen data, the mean number of ugali portions sold per day = (total portions sold across the week) ÷ 5 days = 290 ÷ 5 = 58 portions per day. This tells Mama Wanjiku that, on average, she should prepare at least 58 portions of ugali each day.</w:t>
-            </w:r>
-          </w:p>
-          <w:p>
-            <w:pPr>
-              <w:spacing w:after="40" w:before="0"/>
-              <w:jc w:val="left"/>
-            </w:pPr>
-            <w:r>
-              <w:rPr>
-                <w:rFonts w:ascii="Arial" w:cs="Arial" w:eastAsia="Arial" w:hAnsi="Arial"/>
-                <w:b w:val="false"/>
-                <w:bCs w:val="false"/>
-                <w:i w:val="false"/>
-                <w:iCs w:val="false"/>
-                <w:color w:val="000000"/>
-                <w:sz w:val="18"/>
-                <w:szCs w:val="18"/>
-              </w:rPr>
-              <w:t xml:space="preserve"/>
-            </w:r>
-          </w:p>
-          <w:p>
-            <w:pPr>
-              <w:spacing w:after="40" w:before="0"/>
-              <w:jc w:val="left"/>
-            </w:pPr>
-            <w:r>
-              <w:rPr>
-                <w:rFonts w:ascii="Arial" w:cs="Arial" w:eastAsia="Arial" w:hAnsi="Arial"/>
-                <w:b w:val="false"/>
-                <w:bCs w:val="false"/>
-                <w:i w:val="false"/>
-                <w:iCs w:val="false"/>
-                <w:color w:val="000000"/>
-                <w:sz w:val="18"/>
-                <w:szCs w:val="18"/>
-              </w:rPr>
-              <w:t xml:space="preserve">MEDIAN (Middle value): Arrange all values in order from smallest to largest, then find the middle value. If there is an even number of values, find the average of the two middle values. For the canteen ugali data (e.g., 54, 56, 57, 60, 63), the median is 57. The median is useful because it is not affected by extreme values (outliers) the way the mean can be.</w:t>
-            </w:r>
-          </w:p>
-          <w:p>
-            <w:pPr>
-              <w:spacing w:after="40" w:before="0"/>
-              <w:jc w:val="left"/>
-            </w:pPr>
-            <w:r>
-              <w:rPr>
-                <w:rFonts w:ascii="Arial" w:cs="Arial" w:eastAsia="Arial" w:hAnsi="Arial"/>
-                <w:b w:val="false"/>
-                <w:bCs w:val="false"/>
-                <w:i w:val="false"/>
-                <w:iCs w:val="false"/>
-                <w:color w:val="000000"/>
-                <w:sz w:val="18"/>
-                <w:szCs w:val="18"/>
-              </w:rPr>
-              <w:t xml:space="preserve"/>
-            </w:r>
-          </w:p>
-          <w:p>
-            <w:pPr>
-              <w:spacing w:after="40" w:before="0"/>
-              <w:jc w:val="left"/>
-            </w:pPr>
-            <w:r>
-              <w:rPr>
-                <w:rFonts w:ascii="Arial" w:cs="Arial" w:eastAsia="Arial" w:hAnsi="Arial"/>
-                <w:b w:val="false"/>
-                <w:bCs w:val="false"/>
-                <w:i w:val="false"/>
-                <w:iCs w:val="false"/>
-                <w:color w:val="000000"/>
-                <w:sz w:val="18"/>
-                <w:szCs w:val="18"/>
-              </w:rPr>
-              <w:t xml:space="preserve">MODE (Most frequent value): The value that appears most often in the data set. For the canteen data, the mode is 60 portions — this was the most commonly recorded daily total for ugali. The mode is especially useful for non-numerical categories; for example, 'ugali with sukuma wiki' is the modal meal choice.</w:t>
-            </w:r>
-          </w:p>
-          <w:p>
-            <w:pPr>
-              <w:spacing w:after="40" w:before="0"/>
-              <w:jc w:val="left"/>
-            </w:pPr>
-            <w:r>
-              <w:rPr>
-                <w:rFonts w:ascii="Arial" w:cs="Arial" w:eastAsia="Arial" w:hAnsi="Arial"/>
-                <w:b w:val="false"/>
-                <w:bCs w:val="false"/>
-                <w:i w:val="false"/>
-                <w:iCs w:val="false"/>
-                <w:color w:val="000000"/>
-                <w:sz w:val="18"/>
-                <w:szCs w:val="18"/>
-              </w:rPr>
-              <w:t xml:space="preserve"/>
-            </w:r>
-          </w:p>
-          <w:p>
-            <w:pPr>
-              <w:spacing w:after="40" w:before="0"/>
-              <w:jc w:val="left"/>
-            </w:pPr>
-            <w:r>
-              <w:rPr>
-                <w:rFonts w:ascii="Arial" w:cs="Arial" w:eastAsia="Arial" w:hAnsi="Arial"/>
-                <w:b w:val="false"/>
-                <w:bCs w:val="false"/>
-                <w:i w:val="false"/>
-                <w:iCs w:val="false"/>
-                <w:color w:val="000000"/>
-                <w:sz w:val="18"/>
-                <w:szCs w:val="18"/>
-              </w:rPr>
-              <w:t xml:space="preserve">Using all three measures together gives Mama Wanjiku a fuller picture: the mean (58) helps her plan average daily stock; the median (57) confirms the typical day is not distorted by unusual days; and the mode (60) tells her the most common single-day total to prepare for. Relying on just one measure could lead to under- or over-stocking on any given day.</w:t>
+                <w:i/>
+                <w:iCs/>
+                <w:color w:val="808080"/>
+                <w:sz w:val="18"/>
+                <w:szCs w:val="18"/>
+              </w:rPr>
+              <w:t xml:space="preserve">Write your answer here:</w:t>
             </w:r>
           </w:p>
         </w:tc>
@@ -1438,14 +970,12 @@
         <w:tblLayout w:type="fixed"/>
       </w:tblPr>
       <w:tblGrid>
-        <w:gridCol w:w="3000"/>
-        <w:gridCol w:w="10680"/>
+        <w:gridCol w:w="13680"/>
       </w:tblGrid>
       <w:tr>
         <w:tc>
           <w:tcPr>
             <w:tcW w:type="dxa" w:w="13680"/>
-            <w:gridSpan w:val="2"/>
             <w:shd w:fill="1F3864" w:color="auto" w:val="clear"/>
             <w:tcMar>
               <w:top w:type="dxa" w:w="60"/>
@@ -1471,15 +1001,15 @@
                 <w:sz w:val="22"/>
                 <w:szCs w:val="22"/>
               </w:rPr>
-              <w:t xml:space="preserve">Section 5: Answering the Driving Question — Statistics as a Decision-Making Tool for Kenya</w:t>
-            </w:r>
-          </w:p>
-        </w:tc>
-      </w:tr>
-      <w:tr>
-        <w:tc>
-          <w:tcPr>
-            <w:tcW w:type="dxa" w:w="3000"/>
+              <w:t xml:space="preserve">Part 5: Report and transfer to the community</w:t>
+            </w:r>
+          </w:p>
+        </w:tc>
+      </w:tr>
+      <w:tr>
+        <w:tc>
+          <w:tcPr>
+            <w:tcW w:type="dxa" w:w="13680"/>
             <w:shd w:fill="D9EEF1" w:color="auto" w:val="clear"/>
             <w:tcMar>
               <w:top w:type="dxa" w:w="60"/>
@@ -1505,13 +1035,18 @@
                 <w:sz w:val="18"/>
                 <w:szCs w:val="18"/>
               </w:rPr>
-              <w:t xml:space="preserve">Now bring everything together. How do frequency tables, graphs, and measures of central tendency transform raw data into a decision-making tool? Answer the driving question fully. Then extend your answer: beyond the school canteen, how could the same statistical tools help other Kenyan decision-makers — such as a health worker in Kisumu, a matatu operator in Nairobi, or a farmer in the Rift Valley — solve real problems?</w:t>
-            </w:r>
-          </w:p>
-        </w:tc>
-        <w:tc>
-          <w:tcPr>
-            <w:tcW w:type="dxa" w:w="10680"/>
+              <w:t xml:space="preserve">(a) Write a short recommendation to Mama Wanjiku (3 to 4 sentences) about how many portions of ugali with sukuma wiki to prepare on a typical day. Use at least two of the statistics from the class data and say which graph you would show her and why. (b) Describe the order of the statistical process we used, from raw data to a decision, and say why the order matters. (c) Choose ONE of these decision-makers: a maize farmer in the Rift Valley, a matatu operator in Nairobi, or a public health officer tracking malaria cases near Lake Victoria. Explain how the same process could help them solve a real problem. This is your answer to the Driving Question.</w:t>
+            </w:r>
+          </w:p>
+        </w:tc>
+      </w:tr>
+      <w:tr>
+        <w:trPr>
+          <w:trHeight w:val="4200" w:hRule="atLeast"/>
+        </w:trPr>
+        <w:tc>
+          <w:tcPr>
+            <w:tcW w:type="dxa" w:w="13680"/>
             <w:shd w:fill="FFFFFF" w:color="auto" w:val="clear"/>
             <w:tcMar>
               <w:top w:type="dxa" w:w="60"/>
@@ -1531,320 +1066,13 @@
                 <w:rFonts w:ascii="Arial" w:cs="Arial" w:eastAsia="Arial" w:hAnsi="Arial"/>
                 <w:b w:val="false"/>
                 <w:bCs w:val="false"/>
-                <w:i w:val="false"/>
-                <w:iCs w:val="false"/>
-                <w:color w:val="000000"/>
-                <w:sz w:val="18"/>
-                <w:szCs w:val="18"/>
-              </w:rPr>
-              <w:t xml:space="preserve">Mama Wanjiku's canteen problem is a perfect example of a universal challenge: having lots of information but no way to understand it. Raw data — an unorganised list of 120 meal choices — was invisible information. It existed, but it could not be used. By applying the statistical tools learned in this sub-strand, the Grade 10 learners transformed that invisible information into clear, actionable knowledge.</w:t>
-            </w:r>
-          </w:p>
-          <w:p>
-            <w:pPr>
-              <w:spacing w:after="40" w:before="0"/>
-              <w:jc w:val="left"/>
-            </w:pPr>
-            <w:r>
-              <w:rPr>
-                <w:rFonts w:ascii="Arial" w:cs="Arial" w:eastAsia="Arial" w:hAnsi="Arial"/>
-                <w:b w:val="false"/>
-                <w:bCs w:val="false"/>
-                <w:i w:val="false"/>
-                <w:iCs w:val="false"/>
-                <w:color w:val="000000"/>
-                <w:sz w:val="18"/>
-                <w:szCs w:val="18"/>
-              </w:rPr>
-              <w:t xml:space="preserve"/>
-            </w:r>
-          </w:p>
-          <w:p>
-            <w:pPr>
-              <w:spacing w:after="40" w:before="0"/>
-              <w:jc w:val="left"/>
-            </w:pPr>
-            <w:r>
-              <w:rPr>
-                <w:rFonts w:ascii="Arial" w:cs="Arial" w:eastAsia="Arial" w:hAnsi="Arial"/>
-                <w:b w:val="false"/>
-                <w:bCs w:val="false"/>
-                <w:i w:val="false"/>
-                <w:iCs w:val="false"/>
-                <w:color w:val="000000"/>
-                <w:sz w:val="18"/>
-                <w:szCs w:val="18"/>
-              </w:rPr>
-              <w:t xml:space="preserve">Here is how the tools worked together as a system:</w:t>
-            </w:r>
-          </w:p>
-          <w:p>
-            <w:pPr>
-              <w:spacing w:after="40" w:before="0"/>
-              <w:jc w:val="left"/>
-            </w:pPr>
-            <w:r>
-              <w:rPr>
-                <w:rFonts w:ascii="Arial" w:cs="Arial" w:eastAsia="Arial" w:hAnsi="Arial"/>
-                <w:b w:val="false"/>
-                <w:bCs w:val="false"/>
-                <w:i w:val="false"/>
-                <w:iCs w:val="false"/>
-                <w:color w:val="000000"/>
-                <w:sz w:val="18"/>
-                <w:szCs w:val="18"/>
-              </w:rPr>
-              <w:t xml:space="preserve">1. A frequency distribution table organised the chaos into categories and counts.</w:t>
-            </w:r>
-          </w:p>
-          <w:p>
-            <w:pPr>
-              <w:spacing w:after="40" w:before="0"/>
-              <w:jc w:val="left"/>
-            </w:pPr>
-            <w:r>
-              <w:rPr>
-                <w:rFonts w:ascii="Arial" w:cs="Arial" w:eastAsia="Arial" w:hAnsi="Arial"/>
-                <w:b w:val="false"/>
-                <w:bCs w:val="false"/>
-                <w:i w:val="false"/>
-                <w:iCs w:val="false"/>
-                <w:color w:val="000000"/>
-                <w:sz w:val="18"/>
-                <w:szCs w:val="18"/>
-              </w:rPr>
-              <w:t xml:space="preserve">2. A bar chart and pie chart made the patterns visible at a glance.</w:t>
-            </w:r>
-          </w:p>
-          <w:p>
-            <w:pPr>
-              <w:spacing w:after="40" w:before="0"/>
-              <w:jc w:val="left"/>
-            </w:pPr>
-            <w:r>
-              <w:rPr>
-                <w:rFonts w:ascii="Arial" w:cs="Arial" w:eastAsia="Arial" w:hAnsi="Arial"/>
-                <w:b w:val="false"/>
-                <w:bCs w:val="false"/>
-                <w:i w:val="false"/>
-                <w:iCs w:val="false"/>
-                <w:color w:val="000000"/>
-                <w:sz w:val="18"/>
-                <w:szCs w:val="18"/>
-              </w:rPr>
-              <w:t xml:space="preserve">3. The mean, median, and mode gave precise, reliable numbers for daily planning.</w:t>
-            </w:r>
-          </w:p>
-          <w:p>
-            <w:pPr>
-              <w:spacing w:after="40" w:before="0"/>
-              <w:jc w:val="left"/>
-            </w:pPr>
-            <w:r>
-              <w:rPr>
-                <w:rFonts w:ascii="Arial" w:cs="Arial" w:eastAsia="Arial" w:hAnsi="Arial"/>
-                <w:b w:val="false"/>
-                <w:bCs w:val="false"/>
-                <w:i w:val="false"/>
-                <w:iCs w:val="false"/>
-                <w:color w:val="000000"/>
-                <w:sz w:val="18"/>
-                <w:szCs w:val="18"/>
-              </w:rPr>
-              <w:t xml:space="preserve"/>
-            </w:r>
-          </w:p>
-          <w:p>
-            <w:pPr>
-              <w:spacing w:after="40" w:before="0"/>
-              <w:jc w:val="left"/>
-            </w:pPr>
-            <w:r>
-              <w:rPr>
-                <w:rFonts w:ascii="Arial" w:cs="Arial" w:eastAsia="Arial" w:hAnsi="Arial"/>
-                <w:b w:val="false"/>
-                <w:bCs w:val="false"/>
-                <w:i w:val="false"/>
-                <w:iCs w:val="false"/>
-                <w:color w:val="000000"/>
-                <w:sz w:val="18"/>
-                <w:szCs w:val="18"/>
-              </w:rPr>
-              <w:t xml:space="preserve">The result? Mama Wanjiku now knows to prepare approximately 58 portions of ugali with sukuma wiki every day (the mean), that 60 portions is the most common daily demand (the mode), and that the typical day sits at 57 portions (the median). She also knows that githeri is the least popular meal and should be prepared in far smaller quantities. She can reduce waste, save money, and ensure every hungry learner is served.</w:t>
-            </w:r>
-          </w:p>
-          <w:p>
-            <w:pPr>
-              <w:spacing w:after="40" w:before="0"/>
-              <w:jc w:val="left"/>
-            </w:pPr>
-            <w:r>
-              <w:rPr>
-                <w:rFonts w:ascii="Arial" w:cs="Arial" w:eastAsia="Arial" w:hAnsi="Arial"/>
-                <w:b w:val="false"/>
-                <w:bCs w:val="false"/>
-                <w:i w:val="false"/>
-                <w:iCs w:val="false"/>
-                <w:color w:val="000000"/>
-                <w:sz w:val="18"/>
-                <w:szCs w:val="18"/>
-              </w:rPr>
-              <w:t xml:space="preserve"/>
-            </w:r>
-          </w:p>
-          <w:p>
-            <w:pPr>
-              <w:spacing w:after="40" w:before="0"/>
-              <w:jc w:val="left"/>
-            </w:pPr>
-            <w:r>
-              <w:rPr>
-                <w:rFonts w:ascii="Arial" w:cs="Arial" w:eastAsia="Arial" w:hAnsi="Arial"/>
-                <w:b w:val="false"/>
-                <w:bCs w:val="false"/>
-                <w:i w:val="false"/>
-                <w:iCs w:val="false"/>
-                <w:color w:val="000000"/>
-                <w:sz w:val="18"/>
-                <w:szCs w:val="18"/>
-              </w:rPr>
-              <w:t xml:space="preserve">The same tools can solve problems far beyond one school canteen:</w:t>
-            </w:r>
-          </w:p>
-          <w:p>
-            <w:pPr>
-              <w:spacing w:after="30" w:before="0"/>
-              <w:ind w:left="360" w:hanging="180"/>
-              <w:jc w:val="left"/>
-            </w:pPr>
-            <w:r>
-              <w:rPr>
-                <w:rFonts w:ascii="Arial" w:cs="Arial" w:eastAsia="Arial" w:hAnsi="Arial"/>
-                <w:b w:val="false"/>
-                <w:bCs w:val="false"/>
-                <w:i w:val="false"/>
-                <w:iCs w:val="false"/>
-                <w:color w:val="000000"/>
-                <w:sz w:val="18"/>
-                <w:szCs w:val="18"/>
-              </w:rPr>
-              <w:t xml:space="preserve">–  A health worker in Kisumu collecting data on malaria cases per week can use a frequency table and line graph to spot which weeks have the highest infection rates and prepare medicine stocks accordingly.</w:t>
-            </w:r>
-          </w:p>
-          <w:p>
-            <w:pPr>
-              <w:spacing w:after="30" w:before="0"/>
-              <w:ind w:left="360" w:hanging="180"/>
-              <w:jc w:val="left"/>
-            </w:pPr>
-            <w:r>
-              <w:rPr>
-                <w:rFonts w:ascii="Arial" w:cs="Arial" w:eastAsia="Arial" w:hAnsi="Arial"/>
-                <w:b w:val="false"/>
-                <w:bCs w:val="false"/>
-                <w:i w:val="false"/>
-                <w:iCs w:val="false"/>
-                <w:color w:val="000000"/>
-                <w:sz w:val="18"/>
-                <w:szCs w:val="18"/>
-              </w:rPr>
-              <w:t xml:space="preserve">–  A matatu operator in Nairobi can record passenger numbers at different times of day, calculate the mean and mode, and decide when to add extra vehicles on the busiest routes.</w:t>
-            </w:r>
-          </w:p>
-          <w:p>
-            <w:pPr>
-              <w:spacing w:after="30" w:before="0"/>
-              <w:ind w:left="360" w:hanging="180"/>
-              <w:jc w:val="left"/>
-            </w:pPr>
-            <w:r>
-              <w:rPr>
-                <w:rFonts w:ascii="Arial" w:cs="Arial" w:eastAsia="Arial" w:hAnsi="Arial"/>
-                <w:b w:val="false"/>
-                <w:bCs w:val="false"/>
-                <w:i w:val="false"/>
-                <w:iCs w:val="false"/>
-                <w:color w:val="000000"/>
-                <w:sz w:val="18"/>
-                <w:szCs w:val="18"/>
-              </w:rPr>
-              <w:t xml:space="preserve">–  A maize farmer in the Rift Valley can record rainfall data over several seasons, find the median and mean rainfall, and use a bar chart to decide the best planting time.</w:t>
-            </w:r>
-          </w:p>
-          <w:p>
-            <w:pPr>
-              <w:spacing w:after="40" w:before="0"/>
-              <w:jc w:val="left"/>
-            </w:pPr>
-            <w:r>
-              <w:rPr>
-                <w:rFonts w:ascii="Arial" w:cs="Arial" w:eastAsia="Arial" w:hAnsi="Arial"/>
-                <w:b w:val="false"/>
-                <w:bCs w:val="false"/>
-                <w:i w:val="false"/>
-                <w:iCs w:val="false"/>
-                <w:color w:val="000000"/>
-                <w:sz w:val="18"/>
-                <w:szCs w:val="18"/>
-              </w:rPr>
-              <w:t xml:space="preserve"/>
-            </w:r>
-          </w:p>
-          <w:p>
-            <w:pPr>
-              <w:spacing w:after="40" w:before="0"/>
-              <w:jc w:val="left"/>
-            </w:pPr>
-            <w:r>
-              <w:rPr>
-                <w:rFonts w:ascii="Arial" w:cs="Arial" w:eastAsia="Arial" w:hAnsi="Arial"/>
-                <w:b w:val="false"/>
-                <w:bCs w:val="false"/>
-                <w:i w:val="false"/>
-                <w:iCs w:val="false"/>
-                <w:color w:val="000000"/>
-                <w:sz w:val="18"/>
-                <w:szCs w:val="18"/>
-              </w:rPr>
-              <w:t xml:space="preserve">In every case, the process is the same: collect raw data → organise it into a frequency table → display it in a graph → calculate measures of central tendency → make an informed decision. Statistics is not just a mathematics topic — it is a thinking tool that helps Kenyan communities solve real problems with evidence instead of guesswork.</w:t>
-            </w:r>
-          </w:p>
-          <w:p>
-            <w:pPr>
-              <w:spacing w:after="40" w:before="0"/>
-              <w:jc w:val="left"/>
-            </w:pPr>
-            <w:r>
-              <w:rPr>
-                <w:rFonts w:ascii="Arial" w:cs="Arial" w:eastAsia="Arial" w:hAnsi="Arial"/>
-                <w:b w:val="false"/>
-                <w:bCs w:val="false"/>
-                <w:i w:val="false"/>
-                <w:iCs w:val="false"/>
-                <w:color w:val="000000"/>
-                <w:sz w:val="18"/>
-                <w:szCs w:val="18"/>
-              </w:rPr>
-              <w:t xml:space="preserve"/>
-            </w:r>
-          </w:p>
-          <w:p>
-            <w:pPr>
-              <w:spacing w:after="40" w:before="0"/>
-              <w:jc w:val="left"/>
-            </w:pPr>
-            <w:r>
-              <w:rPr>
-                <w:rFonts w:ascii="Arial" w:cs="Arial" w:eastAsia="Arial" w:hAnsi="Arial"/>
-                <w:b w:val="false"/>
-                <w:bCs w:val="false"/>
-                <w:i w:val="false"/>
-                <w:iCs w:val="false"/>
-                <w:color w:val="000000"/>
-                <w:sz w:val="18"/>
-                <w:szCs w:val="18"/>
-              </w:rPr>
-              <w:t xml:space="preserve">So, to answer the driving question directly: We can turn raw data from our school and community into useful statistics by organising it in frequency tables, displaying it in bar charts and pie charts, and calculating the mean, median, and mode. When we do this, hidden patterns become visible, and decision-makers like Mama Wanjiku can act with confidence, fairness, and accuracy — not just memory and guesswork.</w:t>
+                <w:i/>
+                <w:iCs/>
+                <w:color w:val="808080"/>
+                <w:sz w:val="18"/>
+                <w:szCs w:val="18"/>
+              </w:rPr>
+              <w:t xml:space="preserve">Write your answer here:</w:t>
             </w:r>
           </w:p>
         </w:tc>
@@ -2071,7 +1299,7 @@
                 <w:sz w:val="18"/>
                 <w:szCs w:val="18"/>
               </w:rPr>
-              <w:t xml:space="preserve">Understanding of Raw Data and the Need for Organisation</w:t>
+              <w:t xml:space="preserve">Organising raw data (tally sheets and frequency distribution tables)</w:t>
             </w:r>
           </w:p>
         </w:tc>
@@ -2103,7 +1331,7 @@
                 <w:sz w:val="18"/>
                 <w:szCs w:val="18"/>
               </w:rPr>
-              <w:t xml:space="preserve">Clearly explains why raw, unorganised data is not useful on its own. Accurately describes what must happen to data before it can inform decisions. Uses the canteen phenomenon as a specific, well-developed example. Demonstrates deep understanding of why Mama Wanjiku's memory failed.</w:t>
+              <w:t xml:space="preserve">Clearly explains why raw data and memory fail, and accurately describes tally marks, frequency, and the check that frequencies add up to the total, linked to Mama Wanjiku's canteen.</w:t>
             </w:r>
           </w:p>
         </w:tc>
@@ -2135,7 +1363,7 @@
                 <w:sz w:val="18"/>
                 <w:szCs w:val="18"/>
               </w:rPr>
-              <w:t xml:space="preserve">Explains that raw data needs to be organised and gives a correct reason. References the canteen context. Minor gaps in depth or precision.</w:t>
+              <w:t xml:space="preserve">Explains the purpose of a tally sheet and frequency table correctly but misses the accuracy check or a clear link to why memory failed.</w:t>
             </w:r>
           </w:p>
         </w:tc>
@@ -2167,7 +1395,7 @@
                 <w:sz w:val="18"/>
                 <w:szCs w:val="18"/>
               </w:rPr>
-              <w:t xml:space="preserve">Shows a basic or partial understanding that data needs to be organised. Explanation is vague or does not clearly connect to the canteen phenomenon. May confuse raw data with organised data.</w:t>
+              <w:t xml:space="preserve">Describes tables or tallies vaguely, or does not link them to Mama Wanjiku's problem.</w:t>
             </w:r>
           </w:p>
         </w:tc>
@@ -2201,7 +1429,7 @@
                 <w:sz w:val="18"/>
                 <w:szCs w:val="18"/>
               </w:rPr>
-              <w:t xml:space="preserve">Construction and Interpretation of Frequency Distribution Tables and Graphs</w:t>
+              <w:t xml:space="preserve">Calculating mean, mode and median</w:t>
             </w:r>
           </w:p>
         </w:tc>
@@ -2233,7 +1461,7 @@
                 <w:sz w:val="18"/>
                 <w:szCs w:val="18"/>
               </w:rPr>
-              <w:t xml:space="preserve">Accurately describes how to construct a frequency distribution table using tallies and frequencies. Correctly explains how to draw both a bar chart and a pie chart, including axis labels, scale, titles, and angle calculations. Interprets both graphs correctly using canteen data values.</w:t>
+              <w:t xml:space="preserve">All measures are correct for the githeri data (mean 9, mode 10, median 10) and the ugali data (mean 58 and median 59, then about 63.7 and 59.5 with 92), with data ordered, formulas shown and clear reasons why the measures differ.</w:t>
             </w:r>
           </w:p>
         </w:tc>
@@ -2265,7 +1493,7 @@
                 <w:sz w:val="18"/>
                 <w:szCs w:val="18"/>
               </w:rPr>
-              <w:t xml:space="preserve">Describes the construction of a frequency table and at least one graph type correctly. Calculations and labels are mostly accurate. Interpretation is reasonable but may lack full detail.</w:t>
+              <w:t xml:space="preserve">Most measures are correct with some working shown; explanation of differences is partly correct.</w:t>
             </w:r>
           </w:p>
         </w:tc>
@@ -2297,7 +1525,7 @@
                 <w:sz w:val="18"/>
                 <w:szCs w:val="18"/>
               </w:rPr>
-              <w:t xml:space="preserve">Attempts to describe a frequency table or graph but contains errors in construction, labelling, or calculation. Interpretation is limited or incorrectly linked to the data.</w:t>
+              <w:t xml:space="preserve">Several errors or no working shown; little understanding of what each measure means.</w:t>
             </w:r>
           </w:p>
         </w:tc>
@@ -2331,7 +1559,7 @@
                 <w:sz w:val="18"/>
                 <w:szCs w:val="18"/>
               </w:rPr>
-              <w:t xml:space="preserve">Calculation and Interpretation of Mean, Median, and Mode</w:t>
+              <w:t xml:space="preserve">Interpreting statistics and graphs</w:t>
             </w:r>
           </w:p>
         </w:tc>
@@ -2363,7 +1591,7 @@
                 <w:sz w:val="18"/>
                 <w:szCs w:val="18"/>
               </w:rPr>
-              <w:t xml:space="preserve">Correctly defines and calculates mean, median, and mode using canteen data. Clearly explains what each measure tells Mama Wanjiku about her daily planning. Explains why using all three together gives a more complete picture than using just one measure.</w:t>
+              <w:t xml:space="preserve">Explains how outliers affect mean and median using the numbers, calculates the pie chart angle correctly (about 169°), and matches each graph type to the question it answers best.</w:t>
             </w:r>
           </w:p>
         </w:tc>
@@ -2395,7 +1623,7 @@
                 <w:sz w:val="18"/>
                 <w:szCs w:val="18"/>
               </w:rPr>
-              <w:t xml:space="preserve">Correctly defines and calculates at least two of the three measures. Provides a reasonable interpretation of each in context. May not fully explain the advantage of using all three.</w:t>
+              <w:t xml:space="preserve">Correct on most graph choices and the angle formula, but explanation of outliers or of the link between the question and the graph is incomplete.</w:t>
             </w:r>
           </w:p>
         </w:tc>
@@ -2427,7 +1655,7 @@
                 <w:sz w:val="18"/>
                 <w:szCs w:val="18"/>
               </w:rPr>
-              <w:t xml:space="preserve">Attempts to define or calculate at least one measure of central tendency. Definitions or calculations contain errors. Interpretation is absent or weakly connected to the canteen context.</w:t>
+              <w:t xml:space="preserve">Mixes up graph types or the sector angle formula, and does not explain the effect of extreme values.</w:t>
             </w:r>
           </w:p>
         </w:tc>
@@ -2461,7 +1689,7 @@
                 <w:sz w:val="18"/>
                 <w:szCs w:val="18"/>
               </w:rPr>
-              <w:t xml:space="preserve">Connecting Statistics to Real Kenyan Decision-Making Contexts</w:t>
+              <w:t xml:space="preserve">Justified recommendation and use of evidence</w:t>
             </w:r>
           </w:p>
         </w:tc>
@@ -2493,7 +1721,7 @@
                 <w:sz w:val="18"/>
                 <w:szCs w:val="18"/>
               </w:rPr>
-              <w:t xml:space="preserve">Provides a thorough, well-reasoned answer to the driving question. Extends the application of statistical tools to at least two other Kenyan contexts (e.g., health, transport, farming). Explanations are specific, realistic, and demonstrate transfer of learning beyond the classroom.</w:t>
+              <w:t xml:space="preserve">Gives a clear recommendation of about 57 to 60 portions of ugali using at least two statistics, names a suitable graph with a reason, and links to the 47% share and githeri waste.</w:t>
             </w:r>
           </w:p>
         </w:tc>
@@ -2525,7 +1753,7 @@
                 <w:sz w:val="18"/>
                 <w:szCs w:val="18"/>
               </w:rPr>
-              <w:t xml:space="preserve">Answers the driving question adequately and extends to at least one other Kenyan context. The extension example is relevant but may lack specific detail or a clear explanation of how the statistical tools would be applied.</w:t>
+              <w:t xml:space="preserve">Gives a sensible recommendation using one or two statistics but with limited justification.</w:t>
             </w:r>
           </w:p>
         </w:tc>
@@ -2557,7 +1785,7 @@
                 <w:sz w:val="18"/>
                 <w:szCs w:val="18"/>
               </w:rPr>
-              <w:t xml:space="preserve">Partially answers the driving question. Extension to other contexts is absent, vague, or not clearly connected to statistical tools. Response stays narrowly within the canteen example.</w:t>
+              <w:t xml:space="preserve">Recommendation is unclear, has no statistics, or does not match the data.</w:t>
             </w:r>
           </w:p>
         </w:tc>
@@ -2591,7 +1819,7 @@
                 <w:sz w:val="18"/>
                 <w:szCs w:val="18"/>
               </w:rPr>
-              <w:t xml:space="preserve">Use of Mathematical Language and Logical Structure</w:t>
+              <w:t xml:space="preserve">Transfer to Kenyan community decision-makers</w:t>
             </w:r>
           </w:p>
         </w:tc>
@@ -2623,7 +1851,7 @@
                 <w:sz w:val="18"/>
                 <w:szCs w:val="18"/>
               </w:rPr>
-              <w:t xml:space="preserve">Consistently uses correct and precise statistical vocabulary throughout (e.g., frequency, tally, mean, median, mode, bar chart, pie chart, class interval, distribution). Response is logically organised, flows clearly from one idea to the next, and uses full sentences. Mathematical working is clearly shown where required.</w:t>
+              <w:t xml:space="preserve">Describes the full process in the right order and applies it convincingly to a Rift Valley farmer, Nairobi matatu operator or Lake Victoria health officer, answering the driving question.</w:t>
             </w:r>
           </w:p>
         </w:tc>
@@ -2655,7 +1883,7 @@
                 <w:sz w:val="18"/>
                 <w:szCs w:val="18"/>
               </w:rPr>
-              <w:t xml:space="preserve">Uses correct statistical vocabulary in most places. Response is generally organised and readable. Some mathematical working is shown. Minor errors in terminology or structure do not obscure meaning.</w:t>
+              <w:t xml:space="preserve">Gives the process in the right order and a reasonable but general community example.</w:t>
             </w:r>
           </w:p>
         </w:tc>
@@ -2687,7 +1915,7 @@
                 <w:sz w:val="18"/>
                 <w:szCs w:val="18"/>
               </w:rPr>
-              <w:t xml:space="preserve">Uses everyday language instead of mathematical vocabulary, or uses terms incorrectly. Response is poorly organised or difficult to follow. Mathematical working is missing or incomplete.</w:t>
+              <w:t xml:space="preserve">Lists some tools with no order, or gives an example that is unrelated or unexplained.</w:t>
             </w:r>
           </w:p>
         </w:tc>
@@ -2811,7 +2039,7 @@
         </w:rPr>
         <w:t xml:space="preserve">© 2026 SeaVuria and ARES. This work is licensed under a </w:t>
       </w:r>
-      <w:hyperlink w:history="1" r:id="rId83dfabhgig2wcf96vuphb">
+      <w:hyperlink w:history="1" r:id="rIdq727mwo9panjtfediazha">
         <w:r>
           <w:rPr>
             <w:rFonts w:ascii="Arial" w:cs="Arial" w:eastAsia="Arial" w:hAnsi="Arial"/>
@@ -2831,7 +2059,7 @@
         </w:rPr>
         <w:t xml:space="preserve"> (</w:t>
       </w:r>
-      <w:hyperlink w:history="1" r:id="rIdfjk3_cuxtt2jtshqdvkom">
+      <w:hyperlink w:history="1" r:id="rIdry9lor1rq6k_htnkgnzui">
         <w:r>
           <w:rPr>
             <w:rFonts w:ascii="Arial" w:cs="Arial" w:eastAsia="Arial" w:hAnsi="Arial"/>
@@ -2851,7 +2079,7 @@
         </w:rPr>
         <w:t xml:space="preserve">). To view a copy of this license, visit </w:t>
       </w:r>
-      <w:hyperlink w:history="1" r:id="rIdeszfv5gqkwrsjgs5yx7pz">
+      <w:hyperlink w:history="1" r:id="rIdkisznb2iqrc3hlh8tdekr">
         <w:r>
           <w:rPr>
             <w:rFonts w:ascii="Arial" w:cs="Arial" w:eastAsia="Arial" w:hAnsi="Arial"/>

--- a/data/outputs/v2/Essential_Mathematics/SS3.1_Statistics_1/Essential_Mathematics_Statistics_1_FinalExplanation.docx
+++ b/data/outputs/v2/Essential_Mathematics/SS3.1_Statistics_1/Essential_Mathematics_Statistics_1_FinalExplanation.docx
@@ -2039,7 +2039,7 @@
         </w:rPr>
         <w:t xml:space="preserve">© 2026 SeaVuria and ARES. This work is licensed under a </w:t>
       </w:r>
-      <w:hyperlink w:history="1" r:id="rIdq727mwo9panjtfediazha">
+      <w:hyperlink w:history="1" r:id="rIdieedttciaprgduz_eaqjs">
         <w:r>
           <w:rPr>
             <w:rFonts w:ascii="Arial" w:cs="Arial" w:eastAsia="Arial" w:hAnsi="Arial"/>
@@ -2059,7 +2059,7 @@
         </w:rPr>
         <w:t xml:space="preserve"> (</w:t>
       </w:r>
-      <w:hyperlink w:history="1" r:id="rIdry9lor1rq6k_htnkgnzui">
+      <w:hyperlink w:history="1" r:id="rIdwlzdgaklugyzsgoeto9mo">
         <w:r>
           <w:rPr>
             <w:rFonts w:ascii="Arial" w:cs="Arial" w:eastAsia="Arial" w:hAnsi="Arial"/>
@@ -2079,7 +2079,7 @@
         </w:rPr>
         <w:t xml:space="preserve">). To view a copy of this license, visit </w:t>
       </w:r>
-      <w:hyperlink w:history="1" r:id="rIdkisznb2iqrc3hlh8tdekr">
+      <w:hyperlink w:history="1" r:id="rId9ff88dkqybruj5uwjpdac">
         <w:r>
           <w:rPr>
             <w:rFonts w:ascii="Arial" w:cs="Arial" w:eastAsia="Arial" w:hAnsi="Arial"/>

--- a/data/outputs/v2/Essential_Mathematics/SS3.1_Statistics_1/Essential_Mathematics_Statistics_1_FinalExplanation.docx
+++ b/data/outputs/v2/Essential_Mathematics/SS3.1_Statistics_1/Essential_Mathematics_Statistics_1_FinalExplanation.docx
@@ -2039,7 +2039,7 @@
         </w:rPr>
         <w:t xml:space="preserve">© 2026 SeaVuria and ARES. This work is licensed under a </w:t>
       </w:r>
-      <w:hyperlink w:history="1" r:id="rIdieedttciaprgduz_eaqjs">
+      <w:hyperlink w:history="1" r:id="rIdq6br7l_y8mqt7fmpqvu0v">
         <w:r>
           <w:rPr>
             <w:rFonts w:ascii="Arial" w:cs="Arial" w:eastAsia="Arial" w:hAnsi="Arial"/>
@@ -2059,7 +2059,7 @@
         </w:rPr>
         <w:t xml:space="preserve"> (</w:t>
       </w:r>
-      <w:hyperlink w:history="1" r:id="rIdwlzdgaklugyzsgoeto9mo">
+      <w:hyperlink w:history="1" r:id="rIdtegl_q_hvmmqera2n1_vj">
         <w:r>
           <w:rPr>
             <w:rFonts w:ascii="Arial" w:cs="Arial" w:eastAsia="Arial" w:hAnsi="Arial"/>
@@ -2079,7 +2079,7 @@
         </w:rPr>
         <w:t xml:space="preserve">). To view a copy of this license, visit </w:t>
       </w:r>
-      <w:hyperlink w:history="1" r:id="rId9ff88dkqybruj5uwjpdac">
+      <w:hyperlink w:history="1" r:id="rIduy4hy49riln3fnbrdkefw">
         <w:r>
           <w:rPr>
             <w:rFonts w:ascii="Arial" w:cs="Arial" w:eastAsia="Arial" w:hAnsi="Arial"/>

--- a/data/outputs/v2/Essential_Mathematics/SS3.1_Statistics_1/Essential_Mathematics_Statistics_1_FinalExplanation.docx
+++ b/data/outputs/v2/Essential_Mathematics/SS3.1_Statistics_1/Essential_Mathematics_Statistics_1_FinalExplanation.docx
@@ -95,7 +95,7 @@
                 <w:sz w:val="22"/>
                 <w:szCs w:val="22"/>
               </w:rPr>
-              <w:t xml:space="preserve">FINAL EXPLANATION: ESSENTIAL MATHEMATICS GRADE 10 – STATISTICS 1: FINAL EXPLANATION</w:t>
+              <w:t xml:space="preserve">FINAL EXPLANATION: ESSENTIAL MATHEMATICS GRADE 10: STATISTICS 1 (3.1)</w:t>
             </w:r>
           </w:p>
         </w:tc>
@@ -422,7 +422,7 @@
                 <w:sz w:val="18"/>
                 <w:szCs w:val="18"/>
               </w:rPr>
-              <w:t xml:space="preserve">Driving Question: How can we turn raw data from our school and community into statistics and graphs that help Mama Wanjiku, and other Kenyan decision-makers, solve real problems? In this task you will write a short statistical explanation about the Canteen Queue Puzzle at Mwangaza Secondary School. Answer every prompt in the space under it. Use full sentences, show every step of any calculation, and use the correct statistical words (raw data, tally, frequency, frequency distribution table, mean, mode, median, bar graph, pie chart, line graph). Always link your answer back to Mama Wanjiku's canteen. Remember: Mama Wanjiku sometimes runs out of ugali with sukuma wiki and sometimes has a lot of githeri left over. Across the class's canteen records for the 120 learners, the mean number of ugali portions sold per day was 58, the mode was 60, the median was 57, and ugali made up 47% of all orders.</w:t>
+              <w:t xml:space="preserve">Mr Otieno, the principal of Lakeview Senior School in Kisumu, has money for only one option: a school bus route, a bicycle shed or a second lunch serving. In this Final Explanation you will use everything you learned about Grade 10 Green's travel data to answer the driving question: How can we turn a messy list of data from our school into clear evidence that helps our principal make a fair decision? Write your answers in the space under each prompt. Use numbers from the data to back up every claim, give units where needed (learners, seconds), and write the mean as 'mean'. You may use a calculator and a protractor if you need them. Remember that all the data come from one class only.</w:t>
             </w:r>
           </w:p>
         </w:tc>
@@ -481,7 +481,7 @@
                 <w:sz w:val="22"/>
                 <w:szCs w:val="22"/>
               </w:rPr>
-              <w:t xml:space="preserve">Part 1: Why did memory fail?</w:t>
+              <w:t xml:space="preserve">Part 1: From a messy list to a frequency table</w:t>
             </w:r>
           </w:p>
         </w:tc>
@@ -515,7 +515,620 @@
                 <w:sz w:val="18"/>
                 <w:szCs w:val="18"/>
               </w:rPr>
-              <w:t xml:space="preserve">Mama Wanjiku has no written records. She guesses how much to cook from memory. (a) Explain why raw, unorganised data of about 120 meal orders is hard to use, and why her memory-based guesses went wrong. (b) Describe how a tally sheet and a frequency distribution table fix this problem. In your answer, say what a frequency is and what check tells you that your table is accurate.</w:t>
+              <w:t xml:space="preserve">In Lesson 1, three learners disagreed. Atieno said 'Almost everyone walks', Brian said 'Most of us come by matatu', and Zawadi said 'The bus is always full'. Grade 10 Green collected 40 responses in learner order, but the raw list did not settle the argument.</w:t>
+            </w:r>
+          </w:p>
+          <w:p>
+            <w:pPr>
+              <w:spacing w:after="40" w:before="0"/>
+              <w:jc w:val="left"/>
+            </w:pPr>
+            <w:r>
+              <w:rPr>
+                <w:rFonts w:ascii="Arial" w:cs="Arial" w:eastAsia="Arial" w:hAnsi="Arial"/>
+                <w:b/>
+                <w:bCs/>
+                <w:i w:val="false"/>
+                <w:iCs w:val="false"/>
+                <w:color w:val="000000"/>
+                <w:sz w:val="18"/>
+                <w:szCs w:val="18"/>
+              </w:rPr>
+              <w:t xml:space="preserve"/>
+            </w:r>
+          </w:p>
+          <w:p>
+            <w:pPr>
+              <w:spacing w:after="40" w:before="0"/>
+              <w:jc w:val="left"/>
+            </w:pPr>
+            <w:r>
+              <w:rPr>
+                <w:rFonts w:ascii="Arial" w:cs="Arial" w:eastAsia="Arial" w:hAnsi="Arial"/>
+                <w:b/>
+                <w:bCs/>
+                <w:i w:val="false"/>
+                <w:iCs w:val="false"/>
+                <w:color w:val="000000"/>
+                <w:sz w:val="18"/>
+                <w:szCs w:val="18"/>
+              </w:rPr>
+              <w:t xml:space="preserve">Here is the frequency table of the same 40 responses:</w:t>
+            </w:r>
+          </w:p>
+          <w:p>
+            <w:pPr>
+              <w:spacing w:after="40" w:before="0"/>
+              <w:jc w:val="left"/>
+            </w:pPr>
+            <w:r>
+              <w:rPr>
+                <w:rFonts w:ascii="Arial" w:cs="Arial" w:eastAsia="Arial" w:hAnsi="Arial"/>
+                <w:b/>
+                <w:bCs/>
+                <w:i w:val="false"/>
+                <w:iCs w:val="false"/>
+                <w:color w:val="000000"/>
+                <w:sz w:val="18"/>
+                <w:szCs w:val="18"/>
+              </w:rPr>
+              <w:t xml:space="preserve"/>
+            </w:r>
+          </w:p>
+          <w:tbl>
+            <w:tblPr>
+              <w:tblW w:type="dxa" w:w="13320"/>
+              <w:tblBorders>
+                <w:top w:val="single" w:color="AAAAAA" w:sz="4"/>
+                <w:left w:val="single" w:color="AAAAAA" w:sz="4"/>
+                <w:bottom w:val="single" w:color="AAAAAA" w:sz="4"/>
+                <w:right w:val="single" w:color="AAAAAA" w:sz="4"/>
+                <w:insideH w:val="single" w:color="auto" w:sz="4"/>
+                <w:insideV w:val="single" w:color="auto" w:sz="4"/>
+              </w:tblBorders>
+              <w:tblLayout w:type="fixed"/>
+            </w:tblPr>
+            <w:tblGrid>
+              <w:gridCol w:w="6660"/>
+              <w:gridCol w:w="6660"/>
+            </w:tblGrid>
+            <w:tr>
+              <w:tc>
+                <w:tcPr>
+                  <w:tcW w:type="dxa" w:w="6660"/>
+                  <w:shd w:fill="D5E8F0" w:color="auto" w:val="clear"/>
+                  <w:tcMar>
+                    <w:top w:type="dxa" w:w="60"/>
+                    <w:left w:type="dxa" w:w="120"/>
+                    <w:bottom w:type="dxa" w:w="60"/>
+                    <w:right w:type="dxa" w:w="120"/>
+                  </w:tcMar>
+                  <w:vAlign w:val="top"/>
+                </w:tcPr>
+                <w:p>
+                  <w:pPr>
+                    <w:spacing w:after="40" w:before="0"/>
+                    <w:jc w:val="left"/>
+                  </w:pPr>
+                  <w:r>
+                    <w:rPr>
+                      <w:rFonts w:ascii="Arial" w:cs="Arial" w:eastAsia="Arial" w:hAnsi="Arial"/>
+                      <w:b/>
+                      <w:bCs/>
+                      <w:i w:val="false"/>
+                      <w:iCs w:val="false"/>
+                      <w:color w:val="000000"/>
+                      <w:sz w:val="18"/>
+                      <w:szCs w:val="18"/>
+                    </w:rPr>
+                    <w:t xml:space="preserve">Travel mode</w:t>
+                  </w:r>
+                </w:p>
+              </w:tc>
+              <w:tc>
+                <w:tcPr>
+                  <w:tcW w:type="dxa" w:w="6660"/>
+                  <w:shd w:fill="D5E8F0" w:color="auto" w:val="clear"/>
+                  <w:tcMar>
+                    <w:top w:type="dxa" w:w="60"/>
+                    <w:left w:type="dxa" w:w="120"/>
+                    <w:bottom w:type="dxa" w:w="60"/>
+                    <w:right w:type="dxa" w:w="120"/>
+                  </w:tcMar>
+                  <w:vAlign w:val="top"/>
+                </w:tcPr>
+                <w:p>
+                  <w:pPr>
+                    <w:spacing w:after="40" w:before="0"/>
+                    <w:jc w:val="left"/>
+                  </w:pPr>
+                  <w:r>
+                    <w:rPr>
+                      <w:rFonts w:ascii="Arial" w:cs="Arial" w:eastAsia="Arial" w:hAnsi="Arial"/>
+                      <w:b/>
+                      <w:bCs/>
+                      <w:i w:val="false"/>
+                      <w:iCs w:val="false"/>
+                      <w:color w:val="000000"/>
+                      <w:sz w:val="18"/>
+                      <w:szCs w:val="18"/>
+                    </w:rPr>
+                    <w:t xml:space="preserve">Frequency</w:t>
+                  </w:r>
+                </w:p>
+              </w:tc>
+            </w:tr>
+            <w:tr>
+              <w:tc>
+                <w:tcPr>
+                  <w:tcW w:type="dxa" w:w="6660"/>
+                  <w:shd w:fill="FFFFFF" w:color="auto" w:val="clear"/>
+                  <w:tcMar>
+                    <w:top w:type="dxa" w:w="60"/>
+                    <w:left w:type="dxa" w:w="120"/>
+                    <w:bottom w:type="dxa" w:w="60"/>
+                    <w:right w:type="dxa" w:w="120"/>
+                  </w:tcMar>
+                  <w:vAlign w:val="top"/>
+                </w:tcPr>
+                <w:p>
+                  <w:pPr>
+                    <w:spacing w:after="40" w:before="0"/>
+                    <w:jc w:val="left"/>
+                  </w:pPr>
+                  <w:r>
+                    <w:rPr>
+                      <w:rFonts w:ascii="Arial" w:cs="Arial" w:eastAsia="Arial" w:hAnsi="Arial"/>
+                      <w:b w:val="false"/>
+                      <w:bCs w:val="false"/>
+                      <w:i w:val="false"/>
+                      <w:iCs w:val="false"/>
+                      <w:color w:val="000000"/>
+                      <w:sz w:val="18"/>
+                      <w:szCs w:val="18"/>
+                    </w:rPr>
+                    <w:t xml:space="preserve">Walk</w:t>
+                  </w:r>
+                </w:p>
+              </w:tc>
+              <w:tc>
+                <w:tcPr>
+                  <w:tcW w:type="dxa" w:w="6660"/>
+                  <w:shd w:fill="FFFFFF" w:color="auto" w:val="clear"/>
+                  <w:tcMar>
+                    <w:top w:type="dxa" w:w="60"/>
+                    <w:left w:type="dxa" w:w="120"/>
+                    <w:bottom w:type="dxa" w:w="60"/>
+                    <w:right w:type="dxa" w:w="120"/>
+                  </w:tcMar>
+                  <w:vAlign w:val="top"/>
+                </w:tcPr>
+                <w:p>
+                  <w:pPr>
+                    <w:spacing w:after="40" w:before="0"/>
+                    <w:jc w:val="left"/>
+                  </w:pPr>
+                  <w:r>
+                    <w:rPr>
+                      <w:rFonts w:ascii="Arial" w:cs="Arial" w:eastAsia="Arial" w:hAnsi="Arial"/>
+                      <w:b w:val="false"/>
+                      <w:bCs w:val="false"/>
+                      <w:i w:val="false"/>
+                      <w:iCs w:val="false"/>
+                      <w:color w:val="000000"/>
+                      <w:sz w:val="18"/>
+                      <w:szCs w:val="18"/>
+                    </w:rPr>
+                    <w:t xml:space="preserve">14</w:t>
+                  </w:r>
+                </w:p>
+              </w:tc>
+            </w:tr>
+            <w:tr>
+              <w:tc>
+                <w:tcPr>
+                  <w:tcW w:type="dxa" w:w="6660"/>
+                  <w:shd w:fill="FFFFFF" w:color="auto" w:val="clear"/>
+                  <w:tcMar>
+                    <w:top w:type="dxa" w:w="60"/>
+                    <w:left w:type="dxa" w:w="120"/>
+                    <w:bottom w:type="dxa" w:w="60"/>
+                    <w:right w:type="dxa" w:w="120"/>
+                  </w:tcMar>
+                  <w:vAlign w:val="top"/>
+                </w:tcPr>
+                <w:p>
+                  <w:pPr>
+                    <w:spacing w:after="40" w:before="0"/>
+                    <w:jc w:val="left"/>
+                  </w:pPr>
+                  <w:r>
+                    <w:rPr>
+                      <w:rFonts w:ascii="Arial" w:cs="Arial" w:eastAsia="Arial" w:hAnsi="Arial"/>
+                      <w:b w:val="false"/>
+                      <w:bCs w:val="false"/>
+                      <w:i w:val="false"/>
+                      <w:iCs w:val="false"/>
+                      <w:color w:val="000000"/>
+                      <w:sz w:val="18"/>
+                      <w:szCs w:val="18"/>
+                    </w:rPr>
+                    <w:t xml:space="preserve">Matatu</w:t>
+                  </w:r>
+                </w:p>
+              </w:tc>
+              <w:tc>
+                <w:tcPr>
+                  <w:tcW w:type="dxa" w:w="6660"/>
+                  <w:shd w:fill="FFFFFF" w:color="auto" w:val="clear"/>
+                  <w:tcMar>
+                    <w:top w:type="dxa" w:w="60"/>
+                    <w:left w:type="dxa" w:w="120"/>
+                    <w:bottom w:type="dxa" w:w="60"/>
+                    <w:right w:type="dxa" w:w="120"/>
+                  </w:tcMar>
+                  <w:vAlign w:val="top"/>
+                </w:tcPr>
+                <w:p>
+                  <w:pPr>
+                    <w:spacing w:after="40" w:before="0"/>
+                    <w:jc w:val="left"/>
+                  </w:pPr>
+                  <w:r>
+                    <w:rPr>
+                      <w:rFonts w:ascii="Arial" w:cs="Arial" w:eastAsia="Arial" w:hAnsi="Arial"/>
+                      <w:b w:val="false"/>
+                      <w:bCs w:val="false"/>
+                      <w:i w:val="false"/>
+                      <w:iCs w:val="false"/>
+                      <w:color w:val="000000"/>
+                      <w:sz w:val="18"/>
+                      <w:szCs w:val="18"/>
+                    </w:rPr>
+                    <w:t xml:space="preserve">12</w:t>
+                  </w:r>
+                </w:p>
+              </w:tc>
+            </w:tr>
+            <w:tr>
+              <w:tc>
+                <w:tcPr>
+                  <w:tcW w:type="dxa" w:w="6660"/>
+                  <w:shd w:fill="FFFFFF" w:color="auto" w:val="clear"/>
+                  <w:tcMar>
+                    <w:top w:type="dxa" w:w="60"/>
+                    <w:left w:type="dxa" w:w="120"/>
+                    <w:bottom w:type="dxa" w:w="60"/>
+                    <w:right w:type="dxa" w:w="120"/>
+                  </w:tcMar>
+                  <w:vAlign w:val="top"/>
+                </w:tcPr>
+                <w:p>
+                  <w:pPr>
+                    <w:spacing w:after="40" w:before="0"/>
+                    <w:jc w:val="left"/>
+                  </w:pPr>
+                  <w:r>
+                    <w:rPr>
+                      <w:rFonts w:ascii="Arial" w:cs="Arial" w:eastAsia="Arial" w:hAnsi="Arial"/>
+                      <w:b w:val="false"/>
+                      <w:bCs w:val="false"/>
+                      <w:i w:val="false"/>
+                      <w:iCs w:val="false"/>
+                      <w:color w:val="000000"/>
+                      <w:sz w:val="18"/>
+                      <w:szCs w:val="18"/>
+                    </w:rPr>
+                    <w:t xml:space="preserve">Boda boda</w:t>
+                  </w:r>
+                </w:p>
+              </w:tc>
+              <w:tc>
+                <w:tcPr>
+                  <w:tcW w:type="dxa" w:w="6660"/>
+                  <w:shd w:fill="FFFFFF" w:color="auto" w:val="clear"/>
+                  <w:tcMar>
+                    <w:top w:type="dxa" w:w="60"/>
+                    <w:left w:type="dxa" w:w="120"/>
+                    <w:bottom w:type="dxa" w:w="60"/>
+                    <w:right w:type="dxa" w:w="120"/>
+                  </w:tcMar>
+                  <w:vAlign w:val="top"/>
+                </w:tcPr>
+                <w:p>
+                  <w:pPr>
+                    <w:spacing w:after="40" w:before="0"/>
+                    <w:jc w:val="left"/>
+                  </w:pPr>
+                  <w:r>
+                    <w:rPr>
+                      <w:rFonts w:ascii="Arial" w:cs="Arial" w:eastAsia="Arial" w:hAnsi="Arial"/>
+                      <w:b w:val="false"/>
+                      <w:bCs w:val="false"/>
+                      <w:i w:val="false"/>
+                      <w:iCs w:val="false"/>
+                      <w:color w:val="000000"/>
+                      <w:sz w:val="18"/>
+                      <w:szCs w:val="18"/>
+                    </w:rPr>
+                    <w:t xml:space="preserve">4</w:t>
+                  </w:r>
+                </w:p>
+              </w:tc>
+            </w:tr>
+            <w:tr>
+              <w:tc>
+                <w:tcPr>
+                  <w:tcW w:type="dxa" w:w="6660"/>
+                  <w:shd w:fill="FFFFFF" w:color="auto" w:val="clear"/>
+                  <w:tcMar>
+                    <w:top w:type="dxa" w:w="60"/>
+                    <w:left w:type="dxa" w:w="120"/>
+                    <w:bottom w:type="dxa" w:w="60"/>
+                    <w:right w:type="dxa" w:w="120"/>
+                  </w:tcMar>
+                  <w:vAlign w:val="top"/>
+                </w:tcPr>
+                <w:p>
+                  <w:pPr>
+                    <w:spacing w:after="40" w:before="0"/>
+                    <w:jc w:val="left"/>
+                  </w:pPr>
+                  <w:r>
+                    <w:rPr>
+                      <w:rFonts w:ascii="Arial" w:cs="Arial" w:eastAsia="Arial" w:hAnsi="Arial"/>
+                      <w:b w:val="false"/>
+                      <w:bCs w:val="false"/>
+                      <w:i w:val="false"/>
+                      <w:iCs w:val="false"/>
+                      <w:color w:val="000000"/>
+                      <w:sz w:val="18"/>
+                      <w:szCs w:val="18"/>
+                    </w:rPr>
+                    <w:t xml:space="preserve">Bicycle</w:t>
+                  </w:r>
+                </w:p>
+              </w:tc>
+              <w:tc>
+                <w:tcPr>
+                  <w:tcW w:type="dxa" w:w="6660"/>
+                  <w:shd w:fill="FFFFFF" w:color="auto" w:val="clear"/>
+                  <w:tcMar>
+                    <w:top w:type="dxa" w:w="60"/>
+                    <w:left w:type="dxa" w:w="120"/>
+                    <w:bottom w:type="dxa" w:w="60"/>
+                    <w:right w:type="dxa" w:w="120"/>
+                  </w:tcMar>
+                  <w:vAlign w:val="top"/>
+                </w:tcPr>
+                <w:p>
+                  <w:pPr>
+                    <w:spacing w:after="40" w:before="0"/>
+                    <w:jc w:val="left"/>
+                  </w:pPr>
+                  <w:r>
+                    <w:rPr>
+                      <w:rFonts w:ascii="Arial" w:cs="Arial" w:eastAsia="Arial" w:hAnsi="Arial"/>
+                      <w:b w:val="false"/>
+                      <w:bCs w:val="false"/>
+                      <w:i w:val="false"/>
+                      <w:iCs w:val="false"/>
+                      <w:color w:val="000000"/>
+                      <w:sz w:val="18"/>
+                      <w:szCs w:val="18"/>
+                    </w:rPr>
+                    <w:t xml:space="preserve">3</w:t>
+                  </w:r>
+                </w:p>
+              </w:tc>
+            </w:tr>
+            <w:tr>
+              <w:tc>
+                <w:tcPr>
+                  <w:tcW w:type="dxa" w:w="6660"/>
+                  <w:shd w:fill="FFFFFF" w:color="auto" w:val="clear"/>
+                  <w:tcMar>
+                    <w:top w:type="dxa" w:w="60"/>
+                    <w:left w:type="dxa" w:w="120"/>
+                    <w:bottom w:type="dxa" w:w="60"/>
+                    <w:right w:type="dxa" w:w="120"/>
+                  </w:tcMar>
+                  <w:vAlign w:val="top"/>
+                </w:tcPr>
+                <w:p>
+                  <w:pPr>
+                    <w:spacing w:after="40" w:before="0"/>
+                    <w:jc w:val="left"/>
+                  </w:pPr>
+                  <w:r>
+                    <w:rPr>
+                      <w:rFonts w:ascii="Arial" w:cs="Arial" w:eastAsia="Arial" w:hAnsi="Arial"/>
+                      <w:b w:val="false"/>
+                      <w:bCs w:val="false"/>
+                      <w:i w:val="false"/>
+                      <w:iCs w:val="false"/>
+                      <w:color w:val="000000"/>
+                      <w:sz w:val="18"/>
+                      <w:szCs w:val="18"/>
+                    </w:rPr>
+                    <w:t xml:space="preserve">Private car</w:t>
+                  </w:r>
+                </w:p>
+              </w:tc>
+              <w:tc>
+                <w:tcPr>
+                  <w:tcW w:type="dxa" w:w="6660"/>
+                  <w:shd w:fill="FFFFFF" w:color="auto" w:val="clear"/>
+                  <w:tcMar>
+                    <w:top w:type="dxa" w:w="60"/>
+                    <w:left w:type="dxa" w:w="120"/>
+                    <w:bottom w:type="dxa" w:w="60"/>
+                    <w:right w:type="dxa" w:w="120"/>
+                  </w:tcMar>
+                  <w:vAlign w:val="top"/>
+                </w:tcPr>
+                <w:p>
+                  <w:pPr>
+                    <w:spacing w:after="40" w:before="0"/>
+                    <w:jc w:val="left"/>
+                  </w:pPr>
+                  <w:r>
+                    <w:rPr>
+                      <w:rFonts w:ascii="Arial" w:cs="Arial" w:eastAsia="Arial" w:hAnsi="Arial"/>
+                      <w:b w:val="false"/>
+                      <w:bCs w:val="false"/>
+                      <w:i w:val="false"/>
+                      <w:iCs w:val="false"/>
+                      <w:color w:val="000000"/>
+                      <w:sz w:val="18"/>
+                      <w:szCs w:val="18"/>
+                    </w:rPr>
+                    <w:t xml:space="preserve">3</w:t>
+                  </w:r>
+                </w:p>
+              </w:tc>
+            </w:tr>
+            <w:tr>
+              <w:tc>
+                <w:tcPr>
+                  <w:tcW w:type="dxa" w:w="6660"/>
+                  <w:shd w:fill="FFFFFF" w:color="auto" w:val="clear"/>
+                  <w:tcMar>
+                    <w:top w:type="dxa" w:w="60"/>
+                    <w:left w:type="dxa" w:w="120"/>
+                    <w:bottom w:type="dxa" w:w="60"/>
+                    <w:right w:type="dxa" w:w="120"/>
+                  </w:tcMar>
+                  <w:vAlign w:val="top"/>
+                </w:tcPr>
+                <w:p>
+                  <w:pPr>
+                    <w:spacing w:after="40" w:before="0"/>
+                    <w:jc w:val="left"/>
+                  </w:pPr>
+                  <w:r>
+                    <w:rPr>
+                      <w:rFonts w:ascii="Arial" w:cs="Arial" w:eastAsia="Arial" w:hAnsi="Arial"/>
+                      <w:b w:val="false"/>
+                      <w:bCs w:val="false"/>
+                      <w:i w:val="false"/>
+                      <w:iCs w:val="false"/>
+                      <w:color w:val="000000"/>
+                      <w:sz w:val="18"/>
+                      <w:szCs w:val="18"/>
+                    </w:rPr>
+                    <w:t xml:space="preserve">School bus</w:t>
+                  </w:r>
+                </w:p>
+              </w:tc>
+              <w:tc>
+                <w:tcPr>
+                  <w:tcW w:type="dxa" w:w="6660"/>
+                  <w:shd w:fill="FFFFFF" w:color="auto" w:val="clear"/>
+                  <w:tcMar>
+                    <w:top w:type="dxa" w:w="60"/>
+                    <w:left w:type="dxa" w:w="120"/>
+                    <w:bottom w:type="dxa" w:w="60"/>
+                    <w:right w:type="dxa" w:w="120"/>
+                  </w:tcMar>
+                  <w:vAlign w:val="top"/>
+                </w:tcPr>
+                <w:p>
+                  <w:pPr>
+                    <w:spacing w:after="40" w:before="0"/>
+                    <w:jc w:val="left"/>
+                  </w:pPr>
+                  <w:r>
+                    <w:rPr>
+                      <w:rFonts w:ascii="Arial" w:cs="Arial" w:eastAsia="Arial" w:hAnsi="Arial"/>
+                      <w:b w:val="false"/>
+                      <w:bCs w:val="false"/>
+                      <w:i w:val="false"/>
+                      <w:iCs w:val="false"/>
+                      <w:color w:val="000000"/>
+                      <w:sz w:val="18"/>
+                      <w:szCs w:val="18"/>
+                    </w:rPr>
+                    <w:t xml:space="preserve">4</w:t>
+                  </w:r>
+                </w:p>
+              </w:tc>
+            </w:tr>
+          </w:tbl>
+          <w:p>
+            <w:pPr>
+              <w:spacing w:after="60" w:before="0"/>
+              <w:jc w:val="left"/>
+            </w:pPr>
+            <w:r>
+              <w:rPr>
+                <w:rFonts w:ascii="Arial" w:cs="Arial" w:eastAsia="Arial" w:hAnsi="Arial"/>
+                <w:b w:val="false"/>
+                <w:bCs w:val="false"/>
+                <w:i w:val="false"/>
+                <w:iCs w:val="false"/>
+                <w:color w:val="000000"/>
+                <w:sz w:val="18"/>
+                <w:szCs w:val="18"/>
+              </w:rPr>
+              <w:t xml:space="preserve"/>
+            </w:r>
+          </w:p>
+          <w:p>
+            <w:pPr>
+              <w:spacing w:after="40" w:before="0"/>
+              <w:jc w:val="left"/>
+            </w:pPr>
+            <w:r>
+              <w:rPr>
+                <w:rFonts w:ascii="Arial" w:cs="Arial" w:eastAsia="Arial" w:hAnsi="Arial"/>
+                <w:b/>
+                <w:bCs/>
+                <w:i w:val="false"/>
+                <w:iCs w:val="false"/>
+                <w:color w:val="000000"/>
+                <w:sz w:val="18"/>
+                <w:szCs w:val="18"/>
+              </w:rPr>
+              <w:t xml:space="preserve"/>
+            </w:r>
+          </w:p>
+          <w:p>
+            <w:pPr>
+              <w:spacing w:after="40" w:before="0"/>
+              <w:jc w:val="left"/>
+            </w:pPr>
+            <w:r>
+              <w:rPr>
+                <w:rFonts w:ascii="Arial" w:cs="Arial" w:eastAsia="Arial" w:hAnsi="Arial"/>
+                <w:b/>
+                <w:bCs/>
+                <w:i w:val="false"/>
+                <w:iCs w:val="false"/>
+                <w:color w:val="000000"/>
+                <w:sz w:val="18"/>
+                <w:szCs w:val="18"/>
+              </w:rPr>
+              <w:t xml:space="preserve">(a) Explain why the raw list of 40 responses could not settle the claims, but the frequency table can. (b) Work out the percentage for Walk and for Matatu, and the percentage for the two groups together. (c) Use your numbers to decide whether Atieno and Brian are right, and explain what the class data can and cannot tell us about Zawadi's claim.</w:t>
+            </w:r>
+          </w:p>
+          <w:p>
+            <w:pPr>
+              <w:spacing w:after="60" w:before="0"/>
+              <w:jc w:val="left"/>
+            </w:pPr>
+            <w:r>
+              <w:rPr>
+                <w:rFonts w:ascii="Arial" w:cs="Arial" w:eastAsia="Arial" w:hAnsi="Arial"/>
+                <w:b w:val="false"/>
+                <w:bCs w:val="false"/>
+                <w:i w:val="false"/>
+                <w:iCs w:val="false"/>
+                <w:color w:val="000000"/>
+                <w:sz w:val="18"/>
+                <w:szCs w:val="18"/>
+              </w:rPr>
+              <w:t xml:space="preserve"/>
             </w:r>
           </w:p>
         </w:tc>
@@ -611,7 +1224,7 @@
                 <w:sz w:val="22"/>
                 <w:szCs w:val="22"/>
               </w:rPr>
-              <w:t xml:space="preserve">Part 2: Calculating and comparing mean, mode and median</w:t>
+              <w:t xml:space="preserve">Part 2: Choosing a typical value</w:t>
             </w:r>
           </w:p>
         </w:tc>
@@ -645,7 +1258,615 @@
                 <w:sz w:val="18"/>
                 <w:szCs w:val="18"/>
               </w:rPr>
-              <w:t xml:space="preserve">Githeri is the least popular meal. The number of githeri portions sold on five school days was: 8, 10, 7, 10, 10. (a) Calculate the mean, find the mode and find the median. Show your working, including how you ordered the data. (b) The mode and the mean are not the same. Explain why. (c) Which one of the three measures would you advise Mama Wanjiku to use when deciding how much githeri to cook on a normal day? Give a reason.</w:t>
+              <w:t xml:space="preserve">Grade 10 Green also counted the number of siblings each learner has:</w:t>
+            </w:r>
+          </w:p>
+          <w:p>
+            <w:pPr>
+              <w:spacing w:after="40" w:before="0"/>
+              <w:jc w:val="left"/>
+            </w:pPr>
+            <w:r>
+              <w:rPr>
+                <w:rFonts w:ascii="Arial" w:cs="Arial" w:eastAsia="Arial" w:hAnsi="Arial"/>
+                <w:b/>
+                <w:bCs/>
+                <w:i w:val="false"/>
+                <w:iCs w:val="false"/>
+                <w:color w:val="000000"/>
+                <w:sz w:val="18"/>
+                <w:szCs w:val="18"/>
+              </w:rPr>
+              <w:t xml:space="preserve"/>
+            </w:r>
+          </w:p>
+          <w:tbl>
+            <w:tblPr>
+              <w:tblW w:type="dxa" w:w="13320"/>
+              <w:tblBorders>
+                <w:top w:val="single" w:color="AAAAAA" w:sz="4"/>
+                <w:left w:val="single" w:color="AAAAAA" w:sz="4"/>
+                <w:bottom w:val="single" w:color="AAAAAA" w:sz="4"/>
+                <w:right w:val="single" w:color="AAAAAA" w:sz="4"/>
+                <w:insideH w:val="single" w:color="auto" w:sz="4"/>
+                <w:insideV w:val="single" w:color="auto" w:sz="4"/>
+              </w:tblBorders>
+              <w:tblLayout w:type="fixed"/>
+            </w:tblPr>
+            <w:tblGrid>
+              <w:gridCol w:w="1902"/>
+              <w:gridCol w:w="1902"/>
+              <w:gridCol w:w="1902"/>
+              <w:gridCol w:w="1902"/>
+              <w:gridCol w:w="1902"/>
+              <w:gridCol w:w="1902"/>
+              <w:gridCol w:w="1908"/>
+            </w:tblGrid>
+            <w:tr>
+              <w:tc>
+                <w:tcPr>
+                  <w:tcW w:type="dxa" w:w="1902"/>
+                  <w:shd w:fill="D5E8F0" w:color="auto" w:val="clear"/>
+                  <w:tcMar>
+                    <w:top w:type="dxa" w:w="60"/>
+                    <w:left w:type="dxa" w:w="120"/>
+                    <w:bottom w:type="dxa" w:w="60"/>
+                    <w:right w:type="dxa" w:w="120"/>
+                  </w:tcMar>
+                  <w:vAlign w:val="top"/>
+                </w:tcPr>
+                <w:p>
+                  <w:pPr>
+                    <w:spacing w:after="40" w:before="0"/>
+                    <w:jc w:val="left"/>
+                  </w:pPr>
+                  <w:r>
+                    <w:rPr>
+                      <w:rFonts w:ascii="Arial" w:cs="Arial" w:eastAsia="Arial" w:hAnsi="Arial"/>
+                      <w:b/>
+                      <w:bCs/>
+                      <w:i w:val="false"/>
+                      <w:iCs w:val="false"/>
+                      <w:color w:val="000000"/>
+                      <w:sz w:val="18"/>
+                      <w:szCs w:val="18"/>
+                    </w:rPr>
+                    <w:t xml:space="preserve">Siblings</w:t>
+                  </w:r>
+                </w:p>
+              </w:tc>
+              <w:tc>
+                <w:tcPr>
+                  <w:tcW w:type="dxa" w:w="1902"/>
+                  <w:shd w:fill="D5E8F0" w:color="auto" w:val="clear"/>
+                  <w:tcMar>
+                    <w:top w:type="dxa" w:w="60"/>
+                    <w:left w:type="dxa" w:w="120"/>
+                    <w:bottom w:type="dxa" w:w="60"/>
+                    <w:right w:type="dxa" w:w="120"/>
+                  </w:tcMar>
+                  <w:vAlign w:val="top"/>
+                </w:tcPr>
+                <w:p>
+                  <w:pPr>
+                    <w:spacing w:after="40" w:before="0"/>
+                    <w:jc w:val="left"/>
+                  </w:pPr>
+                  <w:r>
+                    <w:rPr>
+                      <w:rFonts w:ascii="Arial" w:cs="Arial" w:eastAsia="Arial" w:hAnsi="Arial"/>
+                      <w:b/>
+                      <w:bCs/>
+                      <w:i w:val="false"/>
+                      <w:iCs w:val="false"/>
+                      <w:color w:val="000000"/>
+                      <w:sz w:val="18"/>
+                      <w:szCs w:val="18"/>
+                    </w:rPr>
+                    <w:t xml:space="preserve">0</w:t>
+                  </w:r>
+                </w:p>
+              </w:tc>
+              <w:tc>
+                <w:tcPr>
+                  <w:tcW w:type="dxa" w:w="1902"/>
+                  <w:shd w:fill="D5E8F0" w:color="auto" w:val="clear"/>
+                  <w:tcMar>
+                    <w:top w:type="dxa" w:w="60"/>
+                    <w:left w:type="dxa" w:w="120"/>
+                    <w:bottom w:type="dxa" w:w="60"/>
+                    <w:right w:type="dxa" w:w="120"/>
+                  </w:tcMar>
+                  <w:vAlign w:val="top"/>
+                </w:tcPr>
+                <w:p>
+                  <w:pPr>
+                    <w:spacing w:after="40" w:before="0"/>
+                    <w:jc w:val="left"/>
+                  </w:pPr>
+                  <w:r>
+                    <w:rPr>
+                      <w:rFonts w:ascii="Arial" w:cs="Arial" w:eastAsia="Arial" w:hAnsi="Arial"/>
+                      <w:b/>
+                      <w:bCs/>
+                      <w:i w:val="false"/>
+                      <w:iCs w:val="false"/>
+                      <w:color w:val="000000"/>
+                      <w:sz w:val="18"/>
+                      <w:szCs w:val="18"/>
+                    </w:rPr>
+                    <w:t xml:space="preserve">1</w:t>
+                  </w:r>
+                </w:p>
+              </w:tc>
+              <w:tc>
+                <w:tcPr>
+                  <w:tcW w:type="dxa" w:w="1902"/>
+                  <w:shd w:fill="D5E8F0" w:color="auto" w:val="clear"/>
+                  <w:tcMar>
+                    <w:top w:type="dxa" w:w="60"/>
+                    <w:left w:type="dxa" w:w="120"/>
+                    <w:bottom w:type="dxa" w:w="60"/>
+                    <w:right w:type="dxa" w:w="120"/>
+                  </w:tcMar>
+                  <w:vAlign w:val="top"/>
+                </w:tcPr>
+                <w:p>
+                  <w:pPr>
+                    <w:spacing w:after="40" w:before="0"/>
+                    <w:jc w:val="left"/>
+                  </w:pPr>
+                  <w:r>
+                    <w:rPr>
+                      <w:rFonts w:ascii="Arial" w:cs="Arial" w:eastAsia="Arial" w:hAnsi="Arial"/>
+                      <w:b/>
+                      <w:bCs/>
+                      <w:i w:val="false"/>
+                      <w:iCs w:val="false"/>
+                      <w:color w:val="000000"/>
+                      <w:sz w:val="18"/>
+                      <w:szCs w:val="18"/>
+                    </w:rPr>
+                    <w:t xml:space="preserve">2</w:t>
+                  </w:r>
+                </w:p>
+              </w:tc>
+              <w:tc>
+                <w:tcPr>
+                  <w:tcW w:type="dxa" w:w="1902"/>
+                  <w:shd w:fill="D5E8F0" w:color="auto" w:val="clear"/>
+                  <w:tcMar>
+                    <w:top w:type="dxa" w:w="60"/>
+                    <w:left w:type="dxa" w:w="120"/>
+                    <w:bottom w:type="dxa" w:w="60"/>
+                    <w:right w:type="dxa" w:w="120"/>
+                  </w:tcMar>
+                  <w:vAlign w:val="top"/>
+                </w:tcPr>
+                <w:p>
+                  <w:pPr>
+                    <w:spacing w:after="40" w:before="0"/>
+                    <w:jc w:val="left"/>
+                  </w:pPr>
+                  <w:r>
+                    <w:rPr>
+                      <w:rFonts w:ascii="Arial" w:cs="Arial" w:eastAsia="Arial" w:hAnsi="Arial"/>
+                      <w:b/>
+                      <w:bCs/>
+                      <w:i w:val="false"/>
+                      <w:iCs w:val="false"/>
+                      <w:color w:val="000000"/>
+                      <w:sz w:val="18"/>
+                      <w:szCs w:val="18"/>
+                    </w:rPr>
+                    <w:t xml:space="preserve">3</w:t>
+                  </w:r>
+                </w:p>
+              </w:tc>
+              <w:tc>
+                <w:tcPr>
+                  <w:tcW w:type="dxa" w:w="1902"/>
+                  <w:shd w:fill="D5E8F0" w:color="auto" w:val="clear"/>
+                  <w:tcMar>
+                    <w:top w:type="dxa" w:w="60"/>
+                    <w:left w:type="dxa" w:w="120"/>
+                    <w:bottom w:type="dxa" w:w="60"/>
+                    <w:right w:type="dxa" w:w="120"/>
+                  </w:tcMar>
+                  <w:vAlign w:val="top"/>
+                </w:tcPr>
+                <w:p>
+                  <w:pPr>
+                    <w:spacing w:after="40" w:before="0"/>
+                    <w:jc w:val="left"/>
+                  </w:pPr>
+                  <w:r>
+                    <w:rPr>
+                      <w:rFonts w:ascii="Arial" w:cs="Arial" w:eastAsia="Arial" w:hAnsi="Arial"/>
+                      <w:b/>
+                      <w:bCs/>
+                      <w:i w:val="false"/>
+                      <w:iCs w:val="false"/>
+                      <w:color w:val="000000"/>
+                      <w:sz w:val="18"/>
+                      <w:szCs w:val="18"/>
+                    </w:rPr>
+                    <w:t xml:space="preserve">4</w:t>
+                  </w:r>
+                </w:p>
+              </w:tc>
+              <w:tc>
+                <w:tcPr>
+                  <w:tcW w:type="dxa" w:w="1908"/>
+                  <w:shd w:fill="D5E8F0" w:color="auto" w:val="clear"/>
+                  <w:tcMar>
+                    <w:top w:type="dxa" w:w="60"/>
+                    <w:left w:type="dxa" w:w="120"/>
+                    <w:bottom w:type="dxa" w:w="60"/>
+                    <w:right w:type="dxa" w:w="120"/>
+                  </w:tcMar>
+                  <w:vAlign w:val="top"/>
+                </w:tcPr>
+                <w:p>
+                  <w:pPr>
+                    <w:spacing w:after="40" w:before="0"/>
+                    <w:jc w:val="left"/>
+                  </w:pPr>
+                  <w:r>
+                    <w:rPr>
+                      <w:rFonts w:ascii="Arial" w:cs="Arial" w:eastAsia="Arial" w:hAnsi="Arial"/>
+                      <w:b/>
+                      <w:bCs/>
+                      <w:i w:val="false"/>
+                      <w:iCs w:val="false"/>
+                      <w:color w:val="000000"/>
+                      <w:sz w:val="18"/>
+                      <w:szCs w:val="18"/>
+                    </w:rPr>
+                    <w:t xml:space="preserve">5</w:t>
+                  </w:r>
+                </w:p>
+              </w:tc>
+            </w:tr>
+            <w:tr>
+              <w:tc>
+                <w:tcPr>
+                  <w:tcW w:type="dxa" w:w="1902"/>
+                  <w:shd w:fill="FFFFFF" w:color="auto" w:val="clear"/>
+                  <w:tcMar>
+                    <w:top w:type="dxa" w:w="60"/>
+                    <w:left w:type="dxa" w:w="120"/>
+                    <w:bottom w:type="dxa" w:w="60"/>
+                    <w:right w:type="dxa" w:w="120"/>
+                  </w:tcMar>
+                  <w:vAlign w:val="top"/>
+                </w:tcPr>
+                <w:p>
+                  <w:pPr>
+                    <w:spacing w:after="40" w:before="0"/>
+                    <w:jc w:val="left"/>
+                  </w:pPr>
+                  <w:r>
+                    <w:rPr>
+                      <w:rFonts w:ascii="Arial" w:cs="Arial" w:eastAsia="Arial" w:hAnsi="Arial"/>
+                      <w:b w:val="false"/>
+                      <w:bCs w:val="false"/>
+                      <w:i w:val="false"/>
+                      <w:iCs w:val="false"/>
+                      <w:color w:val="000000"/>
+                      <w:sz w:val="18"/>
+                      <w:szCs w:val="18"/>
+                    </w:rPr>
+                    <w:t xml:space="preserve">Learners</w:t>
+                  </w:r>
+                </w:p>
+              </w:tc>
+              <w:tc>
+                <w:tcPr>
+                  <w:tcW w:type="dxa" w:w="1902"/>
+                  <w:shd w:fill="FFFFFF" w:color="auto" w:val="clear"/>
+                  <w:tcMar>
+                    <w:top w:type="dxa" w:w="60"/>
+                    <w:left w:type="dxa" w:w="120"/>
+                    <w:bottom w:type="dxa" w:w="60"/>
+                    <w:right w:type="dxa" w:w="120"/>
+                  </w:tcMar>
+                  <w:vAlign w:val="top"/>
+                </w:tcPr>
+                <w:p>
+                  <w:pPr>
+                    <w:spacing w:after="40" w:before="0"/>
+                    <w:jc w:val="left"/>
+                  </w:pPr>
+                  <w:r>
+                    <w:rPr>
+                      <w:rFonts w:ascii="Arial" w:cs="Arial" w:eastAsia="Arial" w:hAnsi="Arial"/>
+                      <w:b w:val="false"/>
+                      <w:bCs w:val="false"/>
+                      <w:i w:val="false"/>
+                      <w:iCs w:val="false"/>
+                      <w:color w:val="000000"/>
+                      <w:sz w:val="18"/>
+                      <w:szCs w:val="18"/>
+                    </w:rPr>
+                    <w:t xml:space="preserve">5</w:t>
+                  </w:r>
+                </w:p>
+              </w:tc>
+              <w:tc>
+                <w:tcPr>
+                  <w:tcW w:type="dxa" w:w="1902"/>
+                  <w:shd w:fill="FFFFFF" w:color="auto" w:val="clear"/>
+                  <w:tcMar>
+                    <w:top w:type="dxa" w:w="60"/>
+                    <w:left w:type="dxa" w:w="120"/>
+                    <w:bottom w:type="dxa" w:w="60"/>
+                    <w:right w:type="dxa" w:w="120"/>
+                  </w:tcMar>
+                  <w:vAlign w:val="top"/>
+                </w:tcPr>
+                <w:p>
+                  <w:pPr>
+                    <w:spacing w:after="40" w:before="0"/>
+                    <w:jc w:val="left"/>
+                  </w:pPr>
+                  <w:r>
+                    <w:rPr>
+                      <w:rFonts w:ascii="Arial" w:cs="Arial" w:eastAsia="Arial" w:hAnsi="Arial"/>
+                      <w:b w:val="false"/>
+                      <w:bCs w:val="false"/>
+                      <w:i w:val="false"/>
+                      <w:iCs w:val="false"/>
+                      <w:color w:val="000000"/>
+                      <w:sz w:val="18"/>
+                      <w:szCs w:val="18"/>
+                    </w:rPr>
+                    <w:t xml:space="preserve">9</w:t>
+                  </w:r>
+                </w:p>
+              </w:tc>
+              <w:tc>
+                <w:tcPr>
+                  <w:tcW w:type="dxa" w:w="1902"/>
+                  <w:shd w:fill="FFFFFF" w:color="auto" w:val="clear"/>
+                  <w:tcMar>
+                    <w:top w:type="dxa" w:w="60"/>
+                    <w:left w:type="dxa" w:w="120"/>
+                    <w:bottom w:type="dxa" w:w="60"/>
+                    <w:right w:type="dxa" w:w="120"/>
+                  </w:tcMar>
+                  <w:vAlign w:val="top"/>
+                </w:tcPr>
+                <w:p>
+                  <w:pPr>
+                    <w:spacing w:after="40" w:before="0"/>
+                    <w:jc w:val="left"/>
+                  </w:pPr>
+                  <w:r>
+                    <w:rPr>
+                      <w:rFonts w:ascii="Arial" w:cs="Arial" w:eastAsia="Arial" w:hAnsi="Arial"/>
+                      <w:b w:val="false"/>
+                      <w:bCs w:val="false"/>
+                      <w:i w:val="false"/>
+                      <w:iCs w:val="false"/>
+                      <w:color w:val="000000"/>
+                      <w:sz w:val="18"/>
+                      <w:szCs w:val="18"/>
+                    </w:rPr>
+                    <w:t xml:space="preserve">12</w:t>
+                  </w:r>
+                </w:p>
+              </w:tc>
+              <w:tc>
+                <w:tcPr>
+                  <w:tcW w:type="dxa" w:w="1902"/>
+                  <w:shd w:fill="FFFFFF" w:color="auto" w:val="clear"/>
+                  <w:tcMar>
+                    <w:top w:type="dxa" w:w="60"/>
+                    <w:left w:type="dxa" w:w="120"/>
+                    <w:bottom w:type="dxa" w:w="60"/>
+                    <w:right w:type="dxa" w:w="120"/>
+                  </w:tcMar>
+                  <w:vAlign w:val="top"/>
+                </w:tcPr>
+                <w:p>
+                  <w:pPr>
+                    <w:spacing w:after="40" w:before="0"/>
+                    <w:jc w:val="left"/>
+                  </w:pPr>
+                  <w:r>
+                    <w:rPr>
+                      <w:rFonts w:ascii="Arial" w:cs="Arial" w:eastAsia="Arial" w:hAnsi="Arial"/>
+                      <w:b w:val="false"/>
+                      <w:bCs w:val="false"/>
+                      <w:i w:val="false"/>
+                      <w:iCs w:val="false"/>
+                      <w:color w:val="000000"/>
+                      <w:sz w:val="18"/>
+                      <w:szCs w:val="18"/>
+                    </w:rPr>
+                    <w:t xml:space="preserve">8</w:t>
+                  </w:r>
+                </w:p>
+              </w:tc>
+              <w:tc>
+                <w:tcPr>
+                  <w:tcW w:type="dxa" w:w="1902"/>
+                  <w:shd w:fill="FFFFFF" w:color="auto" w:val="clear"/>
+                  <w:tcMar>
+                    <w:top w:type="dxa" w:w="60"/>
+                    <w:left w:type="dxa" w:w="120"/>
+                    <w:bottom w:type="dxa" w:w="60"/>
+                    <w:right w:type="dxa" w:w="120"/>
+                  </w:tcMar>
+                  <w:vAlign w:val="top"/>
+                </w:tcPr>
+                <w:p>
+                  <w:pPr>
+                    <w:spacing w:after="40" w:before="0"/>
+                    <w:jc w:val="left"/>
+                  </w:pPr>
+                  <w:r>
+                    <w:rPr>
+                      <w:rFonts w:ascii="Arial" w:cs="Arial" w:eastAsia="Arial" w:hAnsi="Arial"/>
+                      <w:b w:val="false"/>
+                      <w:bCs w:val="false"/>
+                      <w:i w:val="false"/>
+                      <w:iCs w:val="false"/>
+                      <w:color w:val="000000"/>
+                      <w:sz w:val="18"/>
+                      <w:szCs w:val="18"/>
+                    </w:rPr>
+                    <w:t xml:space="preserve">4</w:t>
+                  </w:r>
+                </w:p>
+              </w:tc>
+              <w:tc>
+                <w:tcPr>
+                  <w:tcW w:type="dxa" w:w="1908"/>
+                  <w:shd w:fill="FFFFFF" w:color="auto" w:val="clear"/>
+                  <w:tcMar>
+                    <w:top w:type="dxa" w:w="60"/>
+                    <w:left w:type="dxa" w:w="120"/>
+                    <w:bottom w:type="dxa" w:w="60"/>
+                    <w:right w:type="dxa" w:w="120"/>
+                  </w:tcMar>
+                  <w:vAlign w:val="top"/>
+                </w:tcPr>
+                <w:p>
+                  <w:pPr>
+                    <w:spacing w:after="40" w:before="0"/>
+                    <w:jc w:val="left"/>
+                  </w:pPr>
+                  <w:r>
+                    <w:rPr>
+                      <w:rFonts w:ascii="Arial" w:cs="Arial" w:eastAsia="Arial" w:hAnsi="Arial"/>
+                      <w:b w:val="false"/>
+                      <w:bCs w:val="false"/>
+                      <w:i w:val="false"/>
+                      <w:iCs w:val="false"/>
+                      <w:color w:val="000000"/>
+                      <w:sz w:val="18"/>
+                      <w:szCs w:val="18"/>
+                    </w:rPr>
+                    <w:t xml:space="preserve">2</w:t>
+                  </w:r>
+                </w:p>
+              </w:tc>
+            </w:tr>
+          </w:tbl>
+          <w:p>
+            <w:pPr>
+              <w:spacing w:after="60" w:before="0"/>
+              <w:jc w:val="left"/>
+            </w:pPr>
+            <w:r>
+              <w:rPr>
+                <w:rFonts w:ascii="Arial" w:cs="Arial" w:eastAsia="Arial" w:hAnsi="Arial"/>
+                <w:b w:val="false"/>
+                <w:bCs w:val="false"/>
+                <w:i w:val="false"/>
+                <w:iCs w:val="false"/>
+                <w:color w:val="000000"/>
+                <w:sz w:val="18"/>
+                <w:szCs w:val="18"/>
+              </w:rPr>
+              <w:t xml:space="preserve"/>
+            </w:r>
+          </w:p>
+          <w:p>
+            <w:pPr>
+              <w:spacing w:after="40" w:before="0"/>
+              <w:jc w:val="left"/>
+            </w:pPr>
+            <w:r>
+              <w:rPr>
+                <w:rFonts w:ascii="Arial" w:cs="Arial" w:eastAsia="Arial" w:hAnsi="Arial"/>
+                <w:b/>
+                <w:bCs/>
+                <w:i w:val="false"/>
+                <w:iCs w:val="false"/>
+                <w:color w:val="000000"/>
+                <w:sz w:val="18"/>
+                <w:szCs w:val="18"/>
+              </w:rPr>
+              <w:t xml:space="preserve"/>
+            </w:r>
+          </w:p>
+          <w:p>
+            <w:pPr>
+              <w:spacing w:after="40" w:before="0"/>
+              <w:jc w:val="left"/>
+            </w:pPr>
+            <w:r>
+              <w:rPr>
+                <w:rFonts w:ascii="Arial" w:cs="Arial" w:eastAsia="Arial" w:hAnsi="Arial"/>
+                <w:b/>
+                <w:bCs/>
+                <w:i w:val="false"/>
+                <w:iCs w:val="false"/>
+                <w:color w:val="000000"/>
+                <w:sz w:val="18"/>
+                <w:szCs w:val="18"/>
+              </w:rPr>
+              <w:t xml:space="preserve">An Eldoret club group of 7 runners had these 800 m training times in seconds: 104, 105, 105, 106, 107, 108, 130 (the runner with 130 s had a cold).</w:t>
+            </w:r>
+          </w:p>
+          <w:p>
+            <w:pPr>
+              <w:spacing w:after="40" w:before="0"/>
+              <w:jc w:val="left"/>
+            </w:pPr>
+            <w:r>
+              <w:rPr>
+                <w:rFonts w:ascii="Arial" w:cs="Arial" w:eastAsia="Arial" w:hAnsi="Arial"/>
+                <w:b/>
+                <w:bCs/>
+                <w:i w:val="false"/>
+                <w:iCs w:val="false"/>
+                <w:color w:val="000000"/>
+                <w:sz w:val="18"/>
+                <w:szCs w:val="18"/>
+              </w:rPr>
+              <w:t xml:space="preserve"/>
+            </w:r>
+          </w:p>
+          <w:p>
+            <w:pPr>
+              <w:spacing w:after="40" w:before="0"/>
+              <w:jc w:val="left"/>
+            </w:pPr>
+            <w:r>
+              <w:rPr>
+                <w:rFonts w:ascii="Arial" w:cs="Arial" w:eastAsia="Arial" w:hAnsi="Arial"/>
+                <w:b/>
+                <w:bCs/>
+                <w:i w:val="false"/>
+                <w:iCs w:val="false"/>
+                <w:color w:val="000000"/>
+                <w:sz w:val="18"/>
+                <w:szCs w:val="18"/>
+              </w:rPr>
+              <w:t xml:space="preserve">(a) Find the mean, median and mode of the siblings data. (b) Find the mean, median and mode of the runner times, giving the mean to 1 decimal place. (c) Why do the three measures agree for siblings but differ for the runner times? Which measure would you use for the runner times, and why? (d) Which measure can you use for the travel mode data, and what is its value?</w:t>
+            </w:r>
+          </w:p>
+          <w:p>
+            <w:pPr>
+              <w:spacing w:after="60" w:before="0"/>
+              <w:jc w:val="left"/>
+            </w:pPr>
+            <w:r>
+              <w:rPr>
+                <w:rFonts w:ascii="Arial" w:cs="Arial" w:eastAsia="Arial" w:hAnsi="Arial"/>
+                <w:b w:val="false"/>
+                <w:bCs w:val="false"/>
+                <w:i w:val="false"/>
+                <w:iCs w:val="false"/>
+                <w:color w:val="000000"/>
+                <w:sz w:val="18"/>
+                <w:szCs w:val="18"/>
+              </w:rPr>
+              <w:t xml:space="preserve"/>
             </w:r>
           </w:p>
         </w:tc>
@@ -741,7 +1962,7 @@
                 <w:sz w:val="22"/>
                 <w:szCs w:val="22"/>
               </w:rPr>
-              <w:t xml:space="preserve">Part 3: Why the median is useful</w:t>
+              <w:t xml:space="preserve">Part 3: Choosing and checking graphs</w:t>
             </w:r>
           </w:p>
         </w:tc>
@@ -775,7 +1996,45 @@
                 <w:sz w:val="18"/>
                 <w:szCs w:val="18"/>
               </w:rPr>
-              <w:t xml:space="preserve">In one week the canteen sold these numbers of ugali portions from Monday to Friday: 54, 60, 57, 60, 59. On a sports day, the canteen then sold an unusually high 92 portions of ugali, far more than on normal days. (a) Calculate the mean and the median of the five values, then calculate them again when the 92 is added as a sixth value. Compare how much each one changed. (b) Explain how this helps you understand why Mama Wanjiku's memory-based guesses were unreliable. (c) Using the class summary values (mean 58, mode 60, median 57), say what each one tells Mama Wanjiku.</w:t>
+              <w:t xml:space="preserve">Mr Kamau showed two bar graphs of the same travel data. On one, the frequency axis started at 0. On the other, it started at 2.</w:t>
+            </w:r>
+          </w:p>
+          <w:p>
+            <w:pPr>
+              <w:spacing w:after="40" w:before="0"/>
+              <w:jc w:val="left"/>
+            </w:pPr>
+            <w:r>
+              <w:rPr>
+                <w:rFonts w:ascii="Arial" w:cs="Arial" w:eastAsia="Arial" w:hAnsi="Arial"/>
+                <w:b/>
+                <w:bCs/>
+                <w:i w:val="false"/>
+                <w:iCs w:val="false"/>
+                <w:color w:val="000000"/>
+                <w:sz w:val="18"/>
+                <w:szCs w:val="18"/>
+              </w:rPr>
+              <w:t xml:space="preserve"/>
+            </w:r>
+          </w:p>
+          <w:p>
+            <w:pPr>
+              <w:spacing w:after="40" w:before="0"/>
+              <w:jc w:val="left"/>
+            </w:pPr>
+            <w:r>
+              <w:rPr>
+                <w:rFonts w:ascii="Arial" w:cs="Arial" w:eastAsia="Arial" w:hAnsi="Arial"/>
+                <w:b/>
+                <w:bCs/>
+                <w:i w:val="false"/>
+                <w:iCs w:val="false"/>
+                <w:color w:val="000000"/>
+                <w:sz w:val="18"/>
+                <w:szCs w:val="18"/>
+              </w:rPr>
+              <w:t xml:space="preserve">(a) Which type of graph is best for the travel data, and which is best for Mama Achieng's mandazi sales at Kibuye market (Mon 40, Tue 45, Wed 42, Thu 50, Fri 65, Sat 30, Sun 20)? Give a reason for each. (b) On the graph where the axis starts at 2, the Walk bar is 12 units tall and the Bicycle bar is 1 unit tall. What does it make walking look like compared with cycling? What is the true comparison from the data? (c) List four things you would check before trusting a graph.</w:t>
             </w:r>
           </w:p>
         </w:tc>
@@ -871,7 +2130,7 @@
                 <w:sz w:val="22"/>
                 <w:szCs w:val="22"/>
               </w:rPr>
-              <w:t xml:space="preserve">Part 4: Choosing the right graph</w:t>
+              <w:t xml:space="preserve">Part 4: Pie chart angles</w:t>
             </w:r>
           </w:p>
         </w:tc>
@@ -905,7 +2164,45 @@
                 <w:sz w:val="18"/>
                 <w:szCs w:val="18"/>
               </w:rPr>
-              <w:t xml:space="preserve">Mama Wanjiku cannot read a table of numbers during the busy lunch rush. She needs a picture. (a) Name one question about her canteen that a bar graph answers best, one that a pie chart answers best, and one that a line graph answers best. (b) Ugali with sukuma wiki made up 47% of the 120 orders in the class data. Calculate the size of the sector angle for ugali in a pie chart, showing the formula. (c) Explain why the choice of graph depends on the question being asked.</w:t>
+              <w:t xml:space="preserve">You drew a pie chart of the 40 travel responses.</w:t>
+            </w:r>
+          </w:p>
+          <w:p>
+            <w:pPr>
+              <w:spacing w:after="40" w:before="0"/>
+              <w:jc w:val="left"/>
+            </w:pPr>
+            <w:r>
+              <w:rPr>
+                <w:rFonts w:ascii="Arial" w:cs="Arial" w:eastAsia="Arial" w:hAnsi="Arial"/>
+                <w:b/>
+                <w:bCs/>
+                <w:i w:val="false"/>
+                <w:iCs w:val="false"/>
+                <w:color w:val="000000"/>
+                <w:sz w:val="18"/>
+                <w:szCs w:val="18"/>
+              </w:rPr>
+              <w:t xml:space="preserve"/>
+            </w:r>
+          </w:p>
+          <w:p>
+            <w:pPr>
+              <w:spacing w:after="40" w:before="0"/>
+              <w:jc w:val="left"/>
+            </w:pPr>
+            <w:r>
+              <w:rPr>
+                <w:rFonts w:ascii="Arial" w:cs="Arial" w:eastAsia="Arial" w:hAnsi="Arial"/>
+                <w:b/>
+                <w:bCs/>
+                <w:i w:val="false"/>
+                <w:iCs w:val="false"/>
+                <w:color w:val="000000"/>
+                <w:sz w:val="18"/>
+                <w:szCs w:val="18"/>
+              </w:rPr>
+              <w:t xml:space="preserve">(a) How many degrees does each learner represent? Show your working. (b) Calculate the angle for Walk and for Matatu. (c) Give one advantage of the pie chart and one advantage of the bar graph for the travel data. (d) What does the pie chart show about the bicycle group, and what does this mean for the bicycle shed?</w:t>
             </w:r>
           </w:p>
         </w:tc>
@@ -1001,7 +2298,7 @@
                 <w:sz w:val="22"/>
                 <w:szCs w:val="22"/>
               </w:rPr>
-              <w:t xml:space="preserve">Part 5: Report and transfer to the community</w:t>
+              <w:t xml:space="preserve">Part 5: Your Final Explanation for Mr Otieno</w:t>
             </w:r>
           </w:p>
         </w:tc>
@@ -1035,7 +2332,45 @@
                 <w:sz w:val="18"/>
                 <w:szCs w:val="18"/>
               </w:rPr>
-              <w:t xml:space="preserve">(a) Write a short recommendation to Mama Wanjiku (3 to 4 sentences) about how many portions of ugali with sukuma wiki to prepare on a typical day. Use at least two of the statistics from the class data and say which graph you would show her and why. (b) Describe the order of the statistical process we used, from raw data to a decision, and say why the order matters. (c) Choose ONE of these decision-makers: a maize farmer in the Rift Valley, a matatu operator in Nairobi, or a public health officer tracking malaria cases near Lake Victoria. Explain how the same process could help them solve a real problem. This is your answer to the Driving Question.</w:t>
+              <w:t xml:space="preserve">Write a short report (about 8 to 10 sentences) for Mr Otieno that answers the driving question: How can we turn a messy list of data from our school into clear evidence that helps our principal make a fair decision?</w:t>
+            </w:r>
+          </w:p>
+          <w:p>
+            <w:pPr>
+              <w:spacing w:after="40" w:before="0"/>
+              <w:jc w:val="left"/>
+            </w:pPr>
+            <w:r>
+              <w:rPr>
+                <w:rFonts w:ascii="Arial" w:cs="Arial" w:eastAsia="Arial" w:hAnsi="Arial"/>
+                <w:b/>
+                <w:bCs/>
+                <w:i w:val="false"/>
+                <w:iCs w:val="false"/>
+                <w:color w:val="000000"/>
+                <w:sz w:val="18"/>
+                <w:szCs w:val="18"/>
+              </w:rPr>
+              <w:t xml:space="preserve"/>
+            </w:r>
+          </w:p>
+          <w:p>
+            <w:pPr>
+              <w:spacing w:after="40" w:before="0"/>
+              <w:jc w:val="left"/>
+            </w:pPr>
+            <w:r>
+              <w:rPr>
+                <w:rFonts w:ascii="Arial" w:cs="Arial" w:eastAsia="Arial" w:hAnsi="Arial"/>
+                <w:b/>
+                <w:bCs/>
+                <w:i w:val="false"/>
+                <w:iCs w:val="false"/>
+                <w:color w:val="000000"/>
+                <w:sz w:val="18"/>
+                <w:szCs w:val="18"/>
+              </w:rPr>
+              <w:t xml:space="preserve">In your report: (1) describe the steps that turn the raw list into evidence; (2) say what the evidence shows about the three claims; (3) give your advice about the bicycle shed, the school bus route and the second lunch serving; (4) explain one limit of the data and how Mr Otieno should deal with it.</w:t>
             </w:r>
           </w:p>
         </w:tc>
@@ -1299,7 +2634,7 @@
                 <w:sz w:val="18"/>
                 <w:szCs w:val="18"/>
               </w:rPr>
-              <w:t xml:space="preserve">Organising raw data (tally sheets and frequency distribution tables)</w:t>
+              <w:t xml:space="preserve">Organising data and calculating from tables</w:t>
             </w:r>
           </w:p>
         </w:tc>
@@ -1331,7 +2666,7 @@
                 <w:sz w:val="18"/>
                 <w:szCs w:val="18"/>
               </w:rPr>
-              <w:t xml:space="preserve">Clearly explains why raw data and memory fail, and accurately describes tally marks, frequency, and the check that frequencies add up to the total, linked to Mama Wanjiku's canteen.</w:t>
+              <w:t xml:space="preserve">All percentages, angles, means and medians are correct, with clear working and the frequencies checked against the total.</w:t>
             </w:r>
           </w:p>
         </w:tc>
@@ -1363,7 +2698,7 @@
                 <w:sz w:val="18"/>
                 <w:szCs w:val="18"/>
               </w:rPr>
-              <w:t xml:space="preserve">Explains the purpose of a tally sheet and frequency table correctly but misses the accuracy check or a clear link to why memory failed.</w:t>
+              <w:t xml:space="preserve">Most calculations are correct with some working shown; one small slip in rounding or working.</w:t>
             </w:r>
           </w:p>
         </w:tc>
@@ -1395,7 +2730,7 @@
                 <w:sz w:val="18"/>
                 <w:szCs w:val="18"/>
               </w:rPr>
-              <w:t xml:space="preserve">Describes tables or tallies vaguely, or does not link them to Mama Wanjiku's problem.</w:t>
+              <w:t xml:space="preserve">Several calculations are incorrect or have no working; totals are not checked.</w:t>
             </w:r>
           </w:p>
         </w:tc>
@@ -1429,7 +2764,7 @@
                 <w:sz w:val="18"/>
                 <w:szCs w:val="18"/>
               </w:rPr>
-              <w:t xml:space="preserve">Calculating mean, mode and median</w:t>
+              <w:t xml:space="preserve">Choosing measures and graphs</w:t>
             </w:r>
           </w:p>
         </w:tc>
@@ -1461,7 +2796,7 @@
                 <w:sz w:val="18"/>
                 <w:szCs w:val="18"/>
               </w:rPr>
-              <w:t xml:space="preserve">All measures are correct for the githeri data (mean 9, mode 10, median 10) and the ugali data (mean 58 and median 59, then about 63.7 and 59.5 with 92), with data ordered, formulas shown and clear reasons why the measures differ.</w:t>
+              <w:t xml:space="preserve">Chooses mean, median, mode and graph types correctly for each data type, and explains using the outlier and the categorical data.</w:t>
             </w:r>
           </w:p>
         </w:tc>
@@ -1493,7 +2828,7 @@
                 <w:sz w:val="18"/>
                 <w:szCs w:val="18"/>
               </w:rPr>
-              <w:t xml:space="preserve">Most measures are correct with some working shown; explanation of differences is partly correct.</w:t>
+              <w:t xml:space="preserve">Chooses most measures and graphs correctly with partial reasons.</w:t>
             </w:r>
           </w:p>
         </w:tc>
@@ -1525,7 +2860,7 @@
                 <w:sz w:val="18"/>
                 <w:szCs w:val="18"/>
               </w:rPr>
-              <w:t xml:space="preserve">Several errors or no working shown; little understanding of what each measure means.</w:t>
+              <w:t xml:space="preserve">Choices are unclear or not linked to the type of data.</w:t>
             </w:r>
           </w:p>
         </w:tc>
@@ -1559,7 +2894,7 @@
                 <w:sz w:val="18"/>
                 <w:szCs w:val="18"/>
               </w:rPr>
-              <w:t xml:space="preserve">Interpreting statistics and graphs</w:t>
+              <w:t xml:space="preserve">Evidence-based reasoning about the claims</w:t>
             </w:r>
           </w:p>
         </w:tc>
@@ -1591,7 +2926,7 @@
                 <w:sz w:val="18"/>
                 <w:szCs w:val="18"/>
               </w:rPr>
-              <w:t xml:space="preserve">Explains how outliers affect mean and median using the numbers, calculates the pie chart angle correctly (about 169°), and matches each graph type to the question it answers best.</w:t>
+              <w:t xml:space="preserve">Uses exact numbers (14 of 40, 35%; 12 of 40, 30%; 65%) to judge each claim, and correctly says the class count cannot test Zawadi's bus claim.</w:t>
             </w:r>
           </w:p>
         </w:tc>
@@ -1623,7 +2958,7 @@
                 <w:sz w:val="18"/>
                 <w:szCs w:val="18"/>
               </w:rPr>
-              <w:t xml:space="preserve">Correct on most graph choices and the angle formula, but explanation of outliers or of the link between the question and the graph is incomplete.</w:t>
+              <w:t xml:space="preserve">Judges the claims with some numbers; the bus claim is mentioned but not fully explained.</w:t>
             </w:r>
           </w:p>
         </w:tc>
@@ -1655,7 +2990,7 @@
                 <w:sz w:val="18"/>
                 <w:szCs w:val="18"/>
               </w:rPr>
-              <w:t xml:space="preserve">Mixes up graph types or the sector angle formula, and does not explain the effect of extreme values.</w:t>
+              <w:t xml:space="preserve">Gives opinions without numbers, or states the claims are right or wrong without evidence.</w:t>
             </w:r>
           </w:p>
         </w:tc>
@@ -1689,7 +3024,7 @@
                 <w:sz w:val="18"/>
                 <w:szCs w:val="18"/>
               </w:rPr>
-              <w:t xml:space="preserve">Justified recommendation and use of evidence</w:t>
+              <w:t xml:space="preserve">Critical reading of graphs</w:t>
             </w:r>
           </w:p>
         </w:tc>
@@ -1721,7 +3056,7 @@
                 <w:sz w:val="18"/>
                 <w:szCs w:val="18"/>
               </w:rPr>
-              <w:t xml:space="preserve">Gives a clear recommendation of about 57 to 60 portions of ugali using at least two statistics, names a suitable graph with a reason, and links to the 47% share and githeri waste.</w:t>
+              <w:t xml:space="preserve">Explains the truncated axis effect (12 times against a true ratio of about 4.7) and lists several correct checks for an honest graph.</w:t>
             </w:r>
           </w:p>
         </w:tc>
@@ -1753,7 +3088,7 @@
                 <w:sz w:val="18"/>
                 <w:szCs w:val="18"/>
               </w:rPr>
-              <w:t xml:space="preserve">Gives a sensible recommendation using one or two statistics but with limited justification.</w:t>
+              <w:t xml:space="preserve">Explains that the axis can mislead and lists some checks.</w:t>
             </w:r>
           </w:p>
         </w:tc>
@@ -1785,7 +3120,7 @@
                 <w:sz w:val="18"/>
                 <w:szCs w:val="18"/>
               </w:rPr>
-              <w:t xml:space="preserve">Recommendation is unclear, has no statistics, or does not match the data.</w:t>
+              <w:t xml:space="preserve">Does not recognise how a graph can mislead.</w:t>
             </w:r>
           </w:p>
         </w:tc>
@@ -1819,7 +3154,7 @@
                 <w:sz w:val="18"/>
                 <w:szCs w:val="18"/>
               </w:rPr>
-              <w:t xml:space="preserve">Transfer to Kenyan community decision-makers</w:t>
+              <w:t xml:space="preserve">Final recommendation and communication</w:t>
             </w:r>
           </w:p>
         </w:tc>
@@ -1851,7 +3186,7 @@
                 <w:sz w:val="18"/>
                 <w:szCs w:val="18"/>
               </w:rPr>
-              <w:t xml:space="preserve">Describes the full process in the right order and applies it convincingly to a Rift Valley farmer, Nairobi matatu operator or Lake Victoria health officer, answering the driving question.</w:t>
+              <w:t xml:space="preserve">Clear, honest report that links the steps from raw list to evidence, advises no shed, recommends whole-school data, and states the limit of one class.</w:t>
             </w:r>
           </w:p>
         </w:tc>
@@ -1883,7 +3218,7 @@
                 <w:sz w:val="18"/>
                 <w:szCs w:val="18"/>
               </w:rPr>
-              <w:t xml:space="preserve">Gives the process in the right order and a reasonable but general community example.</w:t>
+              <w:t xml:space="preserve">Gives a clear recommendation but misses one step or the limit of the sample.</w:t>
             </w:r>
           </w:p>
         </w:tc>
@@ -1915,7 +3250,7 @@
                 <w:sz w:val="18"/>
                 <w:szCs w:val="18"/>
               </w:rPr>
-              <w:t xml:space="preserve">Lists some tools with no order, or gives an example that is unrelated or unexplained.</w:t>
+              <w:t xml:space="preserve">Recommendation is unclear or is not supported by the data.</w:t>
             </w:r>
           </w:p>
         </w:tc>
@@ -2039,7 +3374,7 @@
         </w:rPr>
         <w:t xml:space="preserve">© 2026 SeaVuria and ARES. This work is licensed under a </w:t>
       </w:r>
-      <w:hyperlink w:history="1" r:id="rIdq6br7l_y8mqt7fmpqvu0v">
+      <w:hyperlink w:history="1" r:id="rIdvlzedpuumb2inknbznc3q">
         <w:r>
           <w:rPr>
             <w:rFonts w:ascii="Arial" w:cs="Arial" w:eastAsia="Arial" w:hAnsi="Arial"/>
@@ -2059,7 +3394,7 @@
         </w:rPr>
         <w:t xml:space="preserve"> (</w:t>
       </w:r>
-      <w:hyperlink w:history="1" r:id="rIdtegl_q_hvmmqera2n1_vj">
+      <w:hyperlink w:history="1" r:id="rIddro5582nkf0u4m099z7t6">
         <w:r>
           <w:rPr>
             <w:rFonts w:ascii="Arial" w:cs="Arial" w:eastAsia="Arial" w:hAnsi="Arial"/>
@@ -2079,7 +3414,7 @@
         </w:rPr>
         <w:t xml:space="preserve">). To view a copy of this license, visit </w:t>
       </w:r>
-      <w:hyperlink w:history="1" r:id="rIduy4hy49riln3fnbrdkefw">
+      <w:hyperlink w:history="1" r:id="rIdpw1_o_iqp9pfzfnjn-fgm">
         <w:r>
           <w:rPr>
             <w:rFonts w:ascii="Arial" w:cs="Arial" w:eastAsia="Arial" w:hAnsi="Arial"/>

--- a/data/outputs/v2/Essential_Mathematics/SS3.1_Statistics_1/Essential_Mathematics_Statistics_1_FinalExplanation.docx
+++ b/data/outputs/v2/Essential_Mathematics/SS3.1_Statistics_1/Essential_Mathematics_Statistics_1_FinalExplanation.docx
@@ -3374,7 +3374,7 @@
         </w:rPr>
         <w:t xml:space="preserve">© 2026 SeaVuria and ARES. This work is licensed under a </w:t>
       </w:r>
-      <w:hyperlink w:history="1" r:id="rIdvlzedpuumb2inknbznc3q">
+      <w:hyperlink w:history="1" r:id="rIdyknpitu2itoui7ivjc4zo">
         <w:r>
           <w:rPr>
             <w:rFonts w:ascii="Arial" w:cs="Arial" w:eastAsia="Arial" w:hAnsi="Arial"/>
@@ -3394,7 +3394,7 @@
         </w:rPr>
         <w:t xml:space="preserve"> (</w:t>
       </w:r>
-      <w:hyperlink w:history="1" r:id="rIddro5582nkf0u4m099z7t6">
+      <w:hyperlink w:history="1" r:id="rIdsc4jjnqzi_x5yr0jdu_a6">
         <w:r>
           <w:rPr>
             <w:rFonts w:ascii="Arial" w:cs="Arial" w:eastAsia="Arial" w:hAnsi="Arial"/>
@@ -3414,7 +3414,7 @@
         </w:rPr>
         <w:t xml:space="preserve">). To view a copy of this license, visit </w:t>
       </w:r>
-      <w:hyperlink w:history="1" r:id="rIdpw1_o_iqp9pfzfnjn-fgm">
+      <w:hyperlink w:history="1" r:id="rIdkbqpwoxq3qkvz6hmqjpzi">
         <w:r>
           <w:rPr>
             <w:rFonts w:ascii="Arial" w:cs="Arial" w:eastAsia="Arial" w:hAnsi="Arial"/>

--- a/data/outputs/v2/Essential_Mathematics/SS3.1_Statistics_1/Essential_Mathematics_Statistics_1_FinalExplanation.docx
+++ b/data/outputs/v2/Essential_Mathematics/SS3.1_Statistics_1/Essential_Mathematics_Statistics_1_FinalExplanation.docx
@@ -4,6 +4,7 @@
   <w:body>
     <w:p>
       <w:pPr>
+        <w:keepNext w:val="false"/>
         <w:spacing w:after="30" w:before="0"/>
         <w:jc w:val="center"/>
       </w:pPr>
@@ -23,6 +24,7 @@
     </w:p>
     <w:p>
       <w:pPr>
+        <w:keepNext w:val="false"/>
         <w:spacing w:after="60" w:before="0"/>
         <w:jc w:val="center"/>
       </w:pPr>
@@ -81,6 +83,7 @@
           </w:tcPr>
           <w:p>
             <w:pPr>
+              <w:keepNext w:val="false"/>
               <w:spacing w:after="40" w:before="0"/>
               <w:jc w:val="center"/>
             </w:pPr>
@@ -116,6 +119,7 @@
           </w:tcPr>
           <w:p>
             <w:pPr>
+              <w:keepNext w:val="false"/>
               <w:spacing w:after="40" w:before="0"/>
               <w:jc w:val="center"/>
             </w:pPr>
@@ -150,6 +154,7 @@
           </w:tcPr>
           <w:p>
             <w:pPr>
+              <w:keepNext w:val="false"/>
               <w:spacing w:after="40" w:before="0"/>
               <w:jc w:val="left"/>
             </w:pPr>
@@ -182,6 +187,7 @@
           </w:tcPr>
           <w:p>
             <w:pPr>
+              <w:keepNext w:val="false"/>
               <w:spacing w:after="40" w:before="0"/>
               <w:jc w:val="left"/>
             </w:pPr>
@@ -216,6 +222,7 @@
           </w:tcPr>
           <w:p>
             <w:pPr>
+              <w:keepNext w:val="false"/>
               <w:spacing w:after="40" w:before="0"/>
               <w:jc w:val="left"/>
             </w:pPr>
@@ -248,6 +255,7 @@
           </w:tcPr>
           <w:p>
             <w:pPr>
+              <w:keepNext w:val="false"/>
               <w:spacing w:after="40" w:before="0"/>
               <w:jc w:val="left"/>
             </w:pPr>
@@ -282,6 +290,7 @@
           </w:tcPr>
           <w:p>
             <w:pPr>
+              <w:keepNext w:val="false"/>
               <w:spacing w:after="40" w:before="0"/>
               <w:jc w:val="left"/>
             </w:pPr>
@@ -314,6 +323,7 @@
           </w:tcPr>
           <w:p>
             <w:pPr>
+              <w:keepNext w:val="false"/>
               <w:spacing w:after="40" w:before="0"/>
               <w:jc w:val="left"/>
             </w:pPr>
@@ -374,6 +384,7 @@
           </w:tcPr>
           <w:p>
             <w:pPr>
+              <w:keepNext w:val="false"/>
               <w:spacing w:after="40" w:before="0"/>
               <w:jc w:val="center"/>
             </w:pPr>
@@ -408,6 +419,7 @@
           </w:tcPr>
           <w:p>
             <w:pPr>
+              <w:keepNext w:val="false"/>
               <w:spacing w:after="40" w:before="0"/>
               <w:jc w:val="left"/>
             </w:pPr>
@@ -467,6 +479,7 @@
           </w:tcPr>
           <w:p>
             <w:pPr>
+              <w:keepNext/>
               <w:spacing w:after="40" w:before="0"/>
               <w:jc w:val="center"/>
             </w:pPr>
@@ -501,6 +514,7 @@
           </w:tcPr>
           <w:p>
             <w:pPr>
+              <w:keepNext/>
               <w:spacing w:after="40" w:before="0"/>
               <w:jc w:val="left"/>
             </w:pPr>
@@ -520,6 +534,7 @@
           </w:p>
           <w:p>
             <w:pPr>
+              <w:keepNext/>
               <w:spacing w:after="40" w:before="0"/>
               <w:jc w:val="left"/>
             </w:pPr>
@@ -539,6 +554,7 @@
           </w:p>
           <w:p>
             <w:pPr>
+              <w:keepNext/>
               <w:spacing w:after="40" w:before="0"/>
               <w:jc w:val="left"/>
             </w:pPr>
@@ -558,6 +574,7 @@
           </w:p>
           <w:p>
             <w:pPr>
+              <w:keepNext/>
               <w:spacing w:after="40" w:before="0"/>
               <w:jc w:val="left"/>
             </w:pPr>
@@ -607,6 +624,7 @@
                 </w:tcPr>
                 <w:p>
                   <w:pPr>
+                    <w:keepNext w:val="false"/>
                     <w:spacing w:after="40" w:before="0"/>
                     <w:jc w:val="left"/>
                   </w:pPr>
@@ -639,6 +657,7 @@
                 </w:tcPr>
                 <w:p>
                   <w:pPr>
+                    <w:keepNext w:val="false"/>
                     <w:spacing w:after="40" w:before="0"/>
                     <w:jc w:val="left"/>
                   </w:pPr>
@@ -673,6 +692,7 @@
                 </w:tcPr>
                 <w:p>
                   <w:pPr>
+                    <w:keepNext w:val="false"/>
                     <w:spacing w:after="40" w:before="0"/>
                     <w:jc w:val="left"/>
                   </w:pPr>
@@ -705,6 +725,7 @@
                 </w:tcPr>
                 <w:p>
                   <w:pPr>
+                    <w:keepNext w:val="false"/>
                     <w:spacing w:after="40" w:before="0"/>
                     <w:jc w:val="left"/>
                   </w:pPr>
@@ -739,6 +760,7 @@
                 </w:tcPr>
                 <w:p>
                   <w:pPr>
+                    <w:keepNext w:val="false"/>
                     <w:spacing w:after="40" w:before="0"/>
                     <w:jc w:val="left"/>
                   </w:pPr>
@@ -771,6 +793,7 @@
                 </w:tcPr>
                 <w:p>
                   <w:pPr>
+                    <w:keepNext w:val="false"/>
                     <w:spacing w:after="40" w:before="0"/>
                     <w:jc w:val="left"/>
                   </w:pPr>
@@ -805,6 +828,7 @@
                 </w:tcPr>
                 <w:p>
                   <w:pPr>
+                    <w:keepNext w:val="false"/>
                     <w:spacing w:after="40" w:before="0"/>
                     <w:jc w:val="left"/>
                   </w:pPr>
@@ -837,6 +861,7 @@
                 </w:tcPr>
                 <w:p>
                   <w:pPr>
+                    <w:keepNext w:val="false"/>
                     <w:spacing w:after="40" w:before="0"/>
                     <w:jc w:val="left"/>
                   </w:pPr>
@@ -871,6 +896,7 @@
                 </w:tcPr>
                 <w:p>
                   <w:pPr>
+                    <w:keepNext w:val="false"/>
                     <w:spacing w:after="40" w:before="0"/>
                     <w:jc w:val="left"/>
                   </w:pPr>
@@ -903,6 +929,7 @@
                 </w:tcPr>
                 <w:p>
                   <w:pPr>
+                    <w:keepNext w:val="false"/>
                     <w:spacing w:after="40" w:before="0"/>
                     <w:jc w:val="left"/>
                   </w:pPr>
@@ -937,6 +964,7 @@
                 </w:tcPr>
                 <w:p>
                   <w:pPr>
+                    <w:keepNext w:val="false"/>
                     <w:spacing w:after="40" w:before="0"/>
                     <w:jc w:val="left"/>
                   </w:pPr>
@@ -969,6 +997,7 @@
                 </w:tcPr>
                 <w:p>
                   <w:pPr>
+                    <w:keepNext w:val="false"/>
                     <w:spacing w:after="40" w:before="0"/>
                     <w:jc w:val="left"/>
                   </w:pPr>
@@ -1003,6 +1032,7 @@
                 </w:tcPr>
                 <w:p>
                   <w:pPr>
+                    <w:keepNext w:val="false"/>
                     <w:spacing w:after="40" w:before="0"/>
                     <w:jc w:val="left"/>
                   </w:pPr>
@@ -1035,6 +1065,7 @@
                 </w:tcPr>
                 <w:p>
                   <w:pPr>
+                    <w:keepNext w:val="false"/>
                     <w:spacing w:after="40" w:before="0"/>
                     <w:jc w:val="left"/>
                   </w:pPr>
@@ -1057,6 +1088,7 @@
           </w:tbl>
           <w:p>
             <w:pPr>
+              <w:keepNext w:val="false"/>
               <w:spacing w:after="60" w:before="0"/>
               <w:jc w:val="left"/>
             </w:pPr>
@@ -1076,6 +1108,7 @@
           </w:p>
           <w:p>
             <w:pPr>
+              <w:keepNext/>
               <w:spacing w:after="40" w:before="0"/>
               <w:jc w:val="left"/>
             </w:pPr>
@@ -1095,6 +1128,7 @@
           </w:p>
           <w:p>
             <w:pPr>
+              <w:keepNext/>
               <w:spacing w:after="40" w:before="0"/>
               <w:jc w:val="left"/>
             </w:pPr>
@@ -1114,6 +1148,7 @@
           </w:p>
           <w:p>
             <w:pPr>
+              <w:keepNext w:val="false"/>
               <w:spacing w:after="60" w:before="0"/>
               <w:jc w:val="left"/>
             </w:pPr>
@@ -1151,6 +1186,7 @@
           </w:tcPr>
           <w:p>
             <w:pPr>
+              <w:keepNext w:val="false"/>
               <w:spacing w:after="40" w:before="0"/>
               <w:jc w:val="left"/>
             </w:pPr>
@@ -1210,6 +1246,7 @@
           </w:tcPr>
           <w:p>
             <w:pPr>
+              <w:keepNext/>
               <w:spacing w:after="40" w:before="0"/>
               <w:jc w:val="center"/>
             </w:pPr>
@@ -1244,6 +1281,7 @@
           </w:tcPr>
           <w:p>
             <w:pPr>
+              <w:keepNext/>
               <w:spacing w:after="40" w:before="0"/>
               <w:jc w:val="left"/>
             </w:pPr>
@@ -1263,6 +1301,7 @@
           </w:p>
           <w:p>
             <w:pPr>
+              <w:keepNext/>
               <w:spacing w:after="40" w:before="0"/>
               <w:jc w:val="left"/>
             </w:pPr>
@@ -1317,6 +1356,7 @@
                 </w:tcPr>
                 <w:p>
                   <w:pPr>
+                    <w:keepNext w:val="false"/>
                     <w:spacing w:after="40" w:before="0"/>
                     <w:jc w:val="left"/>
                   </w:pPr>
@@ -1349,6 +1389,7 @@
                 </w:tcPr>
                 <w:p>
                   <w:pPr>
+                    <w:keepNext w:val="false"/>
                     <w:spacing w:after="40" w:before="0"/>
                     <w:jc w:val="left"/>
                   </w:pPr>
@@ -1381,6 +1422,7 @@
                 </w:tcPr>
                 <w:p>
                   <w:pPr>
+                    <w:keepNext w:val="false"/>
                     <w:spacing w:after="40" w:before="0"/>
                     <w:jc w:val="left"/>
                   </w:pPr>
@@ -1413,6 +1455,7 @@
                 </w:tcPr>
                 <w:p>
                   <w:pPr>
+                    <w:keepNext w:val="false"/>
                     <w:spacing w:after="40" w:before="0"/>
                     <w:jc w:val="left"/>
                   </w:pPr>
@@ -1445,6 +1488,7 @@
                 </w:tcPr>
                 <w:p>
                   <w:pPr>
+                    <w:keepNext w:val="false"/>
                     <w:spacing w:after="40" w:before="0"/>
                     <w:jc w:val="left"/>
                   </w:pPr>
@@ -1477,6 +1521,7 @@
                 </w:tcPr>
                 <w:p>
                   <w:pPr>
+                    <w:keepNext w:val="false"/>
                     <w:spacing w:after="40" w:before="0"/>
                     <w:jc w:val="left"/>
                   </w:pPr>
@@ -1509,6 +1554,7 @@
                 </w:tcPr>
                 <w:p>
                   <w:pPr>
+                    <w:keepNext w:val="false"/>
                     <w:spacing w:after="40" w:before="0"/>
                     <w:jc w:val="left"/>
                   </w:pPr>
@@ -1543,6 +1589,7 @@
                 </w:tcPr>
                 <w:p>
                   <w:pPr>
+                    <w:keepNext w:val="false"/>
                     <w:spacing w:after="40" w:before="0"/>
                     <w:jc w:val="left"/>
                   </w:pPr>
@@ -1575,6 +1622,7 @@
                 </w:tcPr>
                 <w:p>
                   <w:pPr>
+                    <w:keepNext w:val="false"/>
                     <w:spacing w:after="40" w:before="0"/>
                     <w:jc w:val="left"/>
                   </w:pPr>
@@ -1607,6 +1655,7 @@
                 </w:tcPr>
                 <w:p>
                   <w:pPr>
+                    <w:keepNext w:val="false"/>
                     <w:spacing w:after="40" w:before="0"/>
                     <w:jc w:val="left"/>
                   </w:pPr>
@@ -1639,6 +1688,7 @@
                 </w:tcPr>
                 <w:p>
                   <w:pPr>
+                    <w:keepNext w:val="false"/>
                     <w:spacing w:after="40" w:before="0"/>
                     <w:jc w:val="left"/>
                   </w:pPr>
@@ -1671,6 +1721,7 @@
                 </w:tcPr>
                 <w:p>
                   <w:pPr>
+                    <w:keepNext w:val="false"/>
                     <w:spacing w:after="40" w:before="0"/>
                     <w:jc w:val="left"/>
                   </w:pPr>
@@ -1703,6 +1754,7 @@
                 </w:tcPr>
                 <w:p>
                   <w:pPr>
+                    <w:keepNext w:val="false"/>
                     <w:spacing w:after="40" w:before="0"/>
                     <w:jc w:val="left"/>
                   </w:pPr>
@@ -1735,6 +1787,7 @@
                 </w:tcPr>
                 <w:p>
                   <w:pPr>
+                    <w:keepNext w:val="false"/>
                     <w:spacing w:after="40" w:before="0"/>
                     <w:jc w:val="left"/>
                   </w:pPr>
@@ -1757,6 +1810,7 @@
           </w:tbl>
           <w:p>
             <w:pPr>
+              <w:keepNext w:val="false"/>
               <w:spacing w:after="60" w:before="0"/>
               <w:jc w:val="left"/>
             </w:pPr>
@@ -1776,6 +1830,7 @@
           </w:p>
           <w:p>
             <w:pPr>
+              <w:keepNext/>
               <w:spacing w:after="40" w:before="0"/>
               <w:jc w:val="left"/>
             </w:pPr>
@@ -1795,6 +1850,7 @@
           </w:p>
           <w:p>
             <w:pPr>
+              <w:keepNext/>
               <w:spacing w:after="40" w:before="0"/>
               <w:jc w:val="left"/>
             </w:pPr>
@@ -1814,6 +1870,7 @@
           </w:p>
           <w:p>
             <w:pPr>
+              <w:keepNext/>
               <w:spacing w:after="40" w:before="0"/>
               <w:jc w:val="left"/>
             </w:pPr>
@@ -1833,6 +1890,7 @@
           </w:p>
           <w:p>
             <w:pPr>
+              <w:keepNext/>
               <w:spacing w:after="40" w:before="0"/>
               <w:jc w:val="left"/>
             </w:pPr>
@@ -1852,6 +1910,7 @@
           </w:p>
           <w:p>
             <w:pPr>
+              <w:keepNext w:val="false"/>
               <w:spacing w:after="60" w:before="0"/>
               <w:jc w:val="left"/>
             </w:pPr>
@@ -1889,6 +1948,7 @@
           </w:tcPr>
           <w:p>
             <w:pPr>
+              <w:keepNext w:val="false"/>
               <w:spacing w:after="40" w:before="0"/>
               <w:jc w:val="left"/>
             </w:pPr>
@@ -1948,6 +2008,7 @@
           </w:tcPr>
           <w:p>
             <w:pPr>
+              <w:keepNext/>
               <w:spacing w:after="40" w:before="0"/>
               <w:jc w:val="center"/>
             </w:pPr>
@@ -1982,6 +2043,7 @@
           </w:tcPr>
           <w:p>
             <w:pPr>
+              <w:keepNext/>
               <w:spacing w:after="40" w:before="0"/>
               <w:jc w:val="left"/>
             </w:pPr>
@@ -2001,6 +2063,7 @@
           </w:p>
           <w:p>
             <w:pPr>
+              <w:keepNext/>
               <w:spacing w:after="40" w:before="0"/>
               <w:jc w:val="left"/>
             </w:pPr>
@@ -2020,6 +2083,7 @@
           </w:p>
           <w:p>
             <w:pPr>
+              <w:keepNext/>
               <w:spacing w:after="40" w:before="0"/>
               <w:jc w:val="left"/>
             </w:pPr>
@@ -2057,6 +2121,7 @@
           </w:tcPr>
           <w:p>
             <w:pPr>
+              <w:keepNext w:val="false"/>
               <w:spacing w:after="40" w:before="0"/>
               <w:jc w:val="left"/>
             </w:pPr>
@@ -2116,6 +2181,7 @@
           </w:tcPr>
           <w:p>
             <w:pPr>
+              <w:keepNext/>
               <w:spacing w:after="40" w:before="0"/>
               <w:jc w:val="center"/>
             </w:pPr>
@@ -2150,6 +2216,7 @@
           </w:tcPr>
           <w:p>
             <w:pPr>
+              <w:keepNext/>
               <w:spacing w:after="40" w:before="0"/>
               <w:jc w:val="left"/>
             </w:pPr>
@@ -2169,6 +2236,7 @@
           </w:p>
           <w:p>
             <w:pPr>
+              <w:keepNext/>
               <w:spacing w:after="40" w:before="0"/>
               <w:jc w:val="left"/>
             </w:pPr>
@@ -2188,6 +2256,7 @@
           </w:p>
           <w:p>
             <w:pPr>
+              <w:keepNext/>
               <w:spacing w:after="40" w:before="0"/>
               <w:jc w:val="left"/>
             </w:pPr>
@@ -2225,6 +2294,7 @@
           </w:tcPr>
           <w:p>
             <w:pPr>
+              <w:keepNext w:val="false"/>
               <w:spacing w:after="40" w:before="0"/>
               <w:jc w:val="left"/>
             </w:pPr>
@@ -2284,6 +2354,7 @@
           </w:tcPr>
           <w:p>
             <w:pPr>
+              <w:keepNext/>
               <w:spacing w:after="40" w:before="0"/>
               <w:jc w:val="center"/>
             </w:pPr>
@@ -2318,6 +2389,7 @@
           </w:tcPr>
           <w:p>
             <w:pPr>
+              <w:keepNext/>
               <w:spacing w:after="40" w:before="0"/>
               <w:jc w:val="left"/>
             </w:pPr>
@@ -2337,6 +2409,7 @@
           </w:p>
           <w:p>
             <w:pPr>
+              <w:keepNext/>
               <w:spacing w:after="40" w:before="0"/>
               <w:jc w:val="left"/>
             </w:pPr>
@@ -2356,6 +2429,7 @@
           </w:p>
           <w:p>
             <w:pPr>
+              <w:keepNext/>
               <w:spacing w:after="40" w:before="0"/>
               <w:jc w:val="left"/>
             </w:pPr>
@@ -2393,6 +2467,7 @@
           </w:tcPr>
           <w:p>
             <w:pPr>
+              <w:keepNext w:val="false"/>
               <w:spacing w:after="40" w:before="0"/>
               <w:jc w:val="left"/>
             </w:pPr>
@@ -2456,6 +2531,7 @@
           </w:tcPr>
           <w:p>
             <w:pPr>
+              <w:keepNext w:val="false"/>
               <w:spacing w:after="40" w:before="0"/>
               <w:jc w:val="center"/>
             </w:pPr>
@@ -2490,6 +2566,7 @@
           </w:tcPr>
           <w:p>
             <w:pPr>
+              <w:keepNext w:val="false"/>
               <w:spacing w:after="40" w:before="0"/>
               <w:jc w:val="left"/>
             </w:pPr>
@@ -2522,6 +2599,7 @@
           </w:tcPr>
           <w:p>
             <w:pPr>
+              <w:keepNext w:val="false"/>
               <w:spacing w:after="40" w:before="0"/>
               <w:jc w:val="left"/>
             </w:pPr>
@@ -2554,6 +2632,7 @@
           </w:tcPr>
           <w:p>
             <w:pPr>
+              <w:keepNext w:val="false"/>
               <w:spacing w:after="40" w:before="0"/>
               <w:jc w:val="left"/>
             </w:pPr>
@@ -2586,6 +2665,7 @@
           </w:tcPr>
           <w:p>
             <w:pPr>
+              <w:keepNext w:val="false"/>
               <w:spacing w:after="40" w:before="0"/>
               <w:jc w:val="left"/>
             </w:pPr>
@@ -2620,6 +2700,7 @@
           </w:tcPr>
           <w:p>
             <w:pPr>
+              <w:keepNext w:val="false"/>
               <w:spacing w:after="40" w:before="0"/>
               <w:jc w:val="left"/>
             </w:pPr>
@@ -2652,6 +2733,7 @@
           </w:tcPr>
           <w:p>
             <w:pPr>
+              <w:keepNext w:val="false"/>
               <w:spacing w:after="40" w:before="0"/>
               <w:jc w:val="left"/>
             </w:pPr>
@@ -2684,6 +2766,7 @@
           </w:tcPr>
           <w:p>
             <w:pPr>
+              <w:keepNext w:val="false"/>
               <w:spacing w:after="40" w:before="0"/>
               <w:jc w:val="left"/>
             </w:pPr>
@@ -2716,6 +2799,7 @@
           </w:tcPr>
           <w:p>
             <w:pPr>
+              <w:keepNext w:val="false"/>
               <w:spacing w:after="40" w:before="0"/>
               <w:jc w:val="left"/>
             </w:pPr>
@@ -2750,6 +2834,7 @@
           </w:tcPr>
           <w:p>
             <w:pPr>
+              <w:keepNext w:val="false"/>
               <w:spacing w:after="40" w:before="0"/>
               <w:jc w:val="left"/>
             </w:pPr>
@@ -2782,6 +2867,7 @@
           </w:tcPr>
           <w:p>
             <w:pPr>
+              <w:keepNext w:val="false"/>
               <w:spacing w:after="40" w:before="0"/>
               <w:jc w:val="left"/>
             </w:pPr>
@@ -2814,6 +2900,7 @@
           </w:tcPr>
           <w:p>
             <w:pPr>
+              <w:keepNext w:val="false"/>
               <w:spacing w:after="40" w:before="0"/>
               <w:jc w:val="left"/>
             </w:pPr>
@@ -2846,6 +2933,7 @@
           </w:tcPr>
           <w:p>
             <w:pPr>
+              <w:keepNext w:val="false"/>
               <w:spacing w:after="40" w:before="0"/>
               <w:jc w:val="left"/>
             </w:pPr>
@@ -2880,6 +2968,7 @@
           </w:tcPr>
           <w:p>
             <w:pPr>
+              <w:keepNext w:val="false"/>
               <w:spacing w:after="40" w:before="0"/>
               <w:jc w:val="left"/>
             </w:pPr>
@@ -2912,6 +3001,7 @@
           </w:tcPr>
           <w:p>
             <w:pPr>
+              <w:keepNext w:val="false"/>
               <w:spacing w:after="40" w:before="0"/>
               <w:jc w:val="left"/>
             </w:pPr>
@@ -2944,6 +3034,7 @@
           </w:tcPr>
           <w:p>
             <w:pPr>
+              <w:keepNext w:val="false"/>
               <w:spacing w:after="40" w:before="0"/>
               <w:jc w:val="left"/>
             </w:pPr>
@@ -2976,6 +3067,7 @@
           </w:tcPr>
           <w:p>
             <w:pPr>
+              <w:keepNext w:val="false"/>
               <w:spacing w:after="40" w:before="0"/>
               <w:jc w:val="left"/>
             </w:pPr>
@@ -3010,6 +3102,7 @@
           </w:tcPr>
           <w:p>
             <w:pPr>
+              <w:keepNext w:val="false"/>
               <w:spacing w:after="40" w:before="0"/>
               <w:jc w:val="left"/>
             </w:pPr>
@@ -3042,6 +3135,7 @@
           </w:tcPr>
           <w:p>
             <w:pPr>
+              <w:keepNext w:val="false"/>
               <w:spacing w:after="40" w:before="0"/>
               <w:jc w:val="left"/>
             </w:pPr>
@@ -3074,6 +3168,7 @@
           </w:tcPr>
           <w:p>
             <w:pPr>
+              <w:keepNext w:val="false"/>
               <w:spacing w:after="40" w:before="0"/>
               <w:jc w:val="left"/>
             </w:pPr>
@@ -3106,6 +3201,7 @@
           </w:tcPr>
           <w:p>
             <w:pPr>
+              <w:keepNext w:val="false"/>
               <w:spacing w:after="40" w:before="0"/>
               <w:jc w:val="left"/>
             </w:pPr>
@@ -3140,6 +3236,7 @@
           </w:tcPr>
           <w:p>
             <w:pPr>
+              <w:keepNext w:val="false"/>
               <w:spacing w:after="40" w:before="0"/>
               <w:jc w:val="left"/>
             </w:pPr>
@@ -3172,6 +3269,7 @@
           </w:tcPr>
           <w:p>
             <w:pPr>
+              <w:keepNext w:val="false"/>
               <w:spacing w:after="40" w:before="0"/>
               <w:jc w:val="left"/>
             </w:pPr>
@@ -3204,6 +3302,7 @@
           </w:tcPr>
           <w:p>
             <w:pPr>
+              <w:keepNext w:val="false"/>
               <w:spacing w:after="40" w:before="0"/>
               <w:jc w:val="left"/>
             </w:pPr>
@@ -3236,6 +3335,7 @@
           </w:tcPr>
           <w:p>
             <w:pPr>
+              <w:keepNext w:val="false"/>
               <w:spacing w:after="40" w:before="0"/>
               <w:jc w:val="left"/>
             </w:pPr>
@@ -3374,7 +3474,7 @@
         </w:rPr>
         <w:t xml:space="preserve">© 2026 SeaVuria and ARES. This work is licensed under a </w:t>
       </w:r>
-      <w:hyperlink w:history="1" r:id="rIdyknpitu2itoui7ivjc4zo">
+      <w:hyperlink w:history="1" r:id="rIdplmatwjygg-uzytpvrcm8">
         <w:r>
           <w:rPr>
             <w:rFonts w:ascii="Arial" w:cs="Arial" w:eastAsia="Arial" w:hAnsi="Arial"/>
@@ -3394,7 +3494,7 @@
         </w:rPr>
         <w:t xml:space="preserve"> (</w:t>
       </w:r>
-      <w:hyperlink w:history="1" r:id="rIdsc4jjnqzi_x5yr0jdu_a6">
+      <w:hyperlink w:history="1" r:id="rIdaqkf5kis3vwkmy_wn1djx">
         <w:r>
           <w:rPr>
             <w:rFonts w:ascii="Arial" w:cs="Arial" w:eastAsia="Arial" w:hAnsi="Arial"/>
@@ -3414,7 +3514,7 @@
         </w:rPr>
         <w:t xml:space="preserve">). To view a copy of this license, visit </w:t>
       </w:r>
-      <w:hyperlink w:history="1" r:id="rIdkbqpwoxq3qkvz6hmqjpzi">
+      <w:hyperlink w:history="1" r:id="rId-4ggh44prfrakigl5yk2h">
         <w:r>
           <w:rPr>
             <w:rFonts w:ascii="Arial" w:cs="Arial" w:eastAsia="Arial" w:hAnsi="Arial"/>

--- a/data/outputs/v2/Essential_Mathematics/SS3.1_Statistics_1/Essential_Mathematics_Statistics_1_FinalExplanation.docx
+++ b/data/outputs/v2/Essential_Mathematics/SS3.1_Statistics_1/Essential_Mathematics_Statistics_1_FinalExplanation.docx
@@ -3474,7 +3474,7 @@
         </w:rPr>
         <w:t xml:space="preserve">© 2026 SeaVuria and ARES. This work is licensed under a </w:t>
       </w:r>
-      <w:hyperlink w:history="1" r:id="rIdplmatwjygg-uzytpvrcm8">
+      <w:hyperlink w:history="1" r:id="rIdqmhohajdzflwj_ekd-ao5">
         <w:r>
           <w:rPr>
             <w:rFonts w:ascii="Arial" w:cs="Arial" w:eastAsia="Arial" w:hAnsi="Arial"/>
@@ -3494,7 +3494,7 @@
         </w:rPr>
         <w:t xml:space="preserve"> (</w:t>
       </w:r>
-      <w:hyperlink w:history="1" r:id="rIdaqkf5kis3vwkmy_wn1djx">
+      <w:hyperlink w:history="1" r:id="rIdk12dyz0w7ksg4kicoimct">
         <w:r>
           <w:rPr>
             <w:rFonts w:ascii="Arial" w:cs="Arial" w:eastAsia="Arial" w:hAnsi="Arial"/>
@@ -3514,7 +3514,7 @@
         </w:rPr>
         <w:t xml:space="preserve">). To view a copy of this license, visit </w:t>
       </w:r>
-      <w:hyperlink w:history="1" r:id="rId-4ggh44prfrakigl5yk2h">
+      <w:hyperlink w:history="1" r:id="rIdczj6quzem8ejlkwfot-c4">
         <w:r>
           <w:rPr>
             <w:rFonts w:ascii="Arial" w:cs="Arial" w:eastAsia="Arial" w:hAnsi="Arial"/>
